--- a/frontend/src/assets/r5000_template.docx
+++ b/frontend/src/assets/r5000_template.docx
@@ -469,21 +469,34 @@
       <w:pPr>
         <w:pStyle w:val="Heading2"/>
         <w:rPr>
+          <w:b w:val="0"/>
+          <w:bCs w:val="0"/>
+          <w:szCs w:val="22"/>
           <w:lang w:val="en-GB"/>
         </w:rPr>
       </w:pPr>
       <w:r>
         <w:rPr>
-          <w:sz w:val="20"/>
-          <w:lang w:val="en-GB"/>
-        </w:rPr>
-        <w:t>Surname: {</w:t>
+          <w:szCs w:val="22"/>
+          <w:lang w:val="en-GB"/>
+        </w:rPr>
+        <w:t xml:space="preserve">Surname: </w:t>
+      </w:r>
+      <w:r>
+        <w:rPr>
+          <w:b w:val="0"/>
+          <w:bCs w:val="0"/>
+          <w:szCs w:val="22"/>
+          <w:lang w:val="en-GB"/>
+        </w:rPr>
+        <w:t>{</w:t>
       </w:r>
       <w:proofErr w:type="spellStart"/>
-      <w:proofErr w:type="gramStart"/>
-      <w:r>
-        <w:rPr>
-          <w:sz w:val="20"/>
+      <w:r>
+        <w:rPr>
+          <w:b w:val="0"/>
+          <w:bCs w:val="0"/>
+          <w:szCs w:val="22"/>
           <w:lang w:val="en-GB"/>
         </w:rPr>
         <w:t>lastName</w:t>
@@ -491,48 +504,110 @@
       <w:proofErr w:type="spellEnd"/>
       <w:r>
         <w:rPr>
-          <w:sz w:val="20"/>
-          <w:lang w:val="en-GB"/>
-        </w:rPr>
-        <w:t xml:space="preserve">}   </w:t>
-      </w:r>
-      <w:proofErr w:type="gramEnd"/>
-      <w:r>
-        <w:rPr>
-          <w:sz w:val="20"/>
-          <w:lang w:val="en-GB"/>
-        </w:rPr>
-        <w:t xml:space="preserve">  Given Name: {</w:t>
+          <w:b w:val="0"/>
+          <w:bCs w:val="0"/>
+          <w:szCs w:val="22"/>
+          <w:lang w:val="en-GB"/>
+        </w:rPr>
+        <w:t>}</w:t>
+      </w:r>
+      <w:r>
+        <w:rPr>
+          <w:szCs w:val="22"/>
+          <w:lang w:val="en-GB"/>
+        </w:rPr>
+        <w:t xml:space="preserve"> - </w:t>
+      </w:r>
+      <w:r>
+        <w:rPr>
+          <w:szCs w:val="22"/>
+          <w:lang w:val="en-GB"/>
+        </w:rPr>
+        <w:t xml:space="preserve">Given Name: </w:t>
+      </w:r>
+      <w:r>
+        <w:rPr>
+          <w:b w:val="0"/>
+          <w:bCs w:val="0"/>
+          <w:szCs w:val="22"/>
+          <w:lang w:val="en-GB"/>
+        </w:rPr>
+        <w:t>{</w:t>
       </w:r>
       <w:proofErr w:type="spellStart"/>
-      <w:proofErr w:type="gramStart"/>
-      <w:r>
-        <w:rPr>
-          <w:sz w:val="20"/>
-          <w:lang w:val="en-GB"/>
-        </w:rPr>
-        <w:t>fistName</w:t>
+      <w:r>
+        <w:rPr>
+          <w:b w:val="0"/>
+          <w:bCs w:val="0"/>
+          <w:szCs w:val="22"/>
+          <w:lang w:val="en-GB"/>
+        </w:rPr>
+        <w:t>fi</w:t>
+      </w:r>
+      <w:r>
+        <w:rPr>
+          <w:b w:val="0"/>
+          <w:bCs w:val="0"/>
+          <w:szCs w:val="22"/>
+          <w:lang w:val="en-GB"/>
+        </w:rPr>
+        <w:t>r</w:t>
+      </w:r>
+      <w:r>
+        <w:rPr>
+          <w:b w:val="0"/>
+          <w:bCs w:val="0"/>
+          <w:szCs w:val="22"/>
+          <w:lang w:val="en-GB"/>
+        </w:rPr>
+        <w:t>stName</w:t>
       </w:r>
       <w:proofErr w:type="spellEnd"/>
       <w:r>
         <w:rPr>
-          <w:sz w:val="20"/>
-          <w:lang w:val="en-GB"/>
-        </w:rPr>
-        <w:t xml:space="preserve">}   </w:t>
-      </w:r>
-      <w:proofErr w:type="gramEnd"/>
-      <w:r>
-        <w:rPr>
-          <w:sz w:val="20"/>
-          <w:lang w:val="en-GB"/>
-        </w:rPr>
-        <w:t>Date of Birth: {</w:t>
+          <w:b w:val="0"/>
+          <w:bCs w:val="0"/>
+          <w:szCs w:val="22"/>
+          <w:lang w:val="en-GB"/>
+        </w:rPr>
+        <w:t>}</w:t>
+      </w:r>
+      <w:r>
+        <w:rPr>
+          <w:szCs w:val="22"/>
+          <w:lang w:val="en-GB"/>
+        </w:rPr>
+        <w:t xml:space="preserve"> </w:t>
+      </w:r>
+      <w:r>
+        <w:rPr>
+          <w:szCs w:val="22"/>
+          <w:lang w:val="en-GB"/>
+        </w:rPr>
+        <w:t>-</w:t>
+      </w:r>
+      <w:r>
+        <w:rPr>
+          <w:szCs w:val="22"/>
+          <w:lang w:val="en-GB"/>
+        </w:rPr>
+        <w:t xml:space="preserve">  Date of Birth: </w:t>
+      </w:r>
+      <w:r>
+        <w:rPr>
+          <w:b w:val="0"/>
+          <w:bCs w:val="0"/>
+          <w:szCs w:val="22"/>
+          <w:lang w:val="en-GB"/>
+        </w:rPr>
+        <w:t>{</w:t>
       </w:r>
       <w:proofErr w:type="spellStart"/>
       <w:r>
         <w:rPr>
-          <w:sz w:val="20"/>
+          <w:b w:val="0"/>
+          <w:bCs w:val="0"/>
+          <w:szCs w:val="22"/>
           <w:lang w:val="en-GB"/>
         </w:rPr>
         <w:t>birthDate</w:t>
@@ -540,7 +615,9 @@
       <w:proofErr w:type="spellEnd"/>
       <w:r>
         <w:rPr>
-          <w:sz w:val="20"/>
+          <w:b w:val="0"/>
+          <w:bCs w:val="0"/>
+          <w:szCs w:val="22"/>
           <w:lang w:val="en-GB"/>
         </w:rPr>
         <w:t>}</w:t>
@@ -550,6 +627,8 @@
       <w:pPr>
         <w:rPr>
           <w:color w:val="000080"/>
+          <w:sz w:val="22"/>
+          <w:szCs w:val="22"/>
           <w:lang w:val="en-GB"/>
         </w:rPr>
       </w:pPr>
@@ -558,7 +637,7 @@
       <w:pPr>
         <w:pStyle w:val="Heading2"/>
         <w:rPr>
-          <w:sz w:val="18"/>
+          <w:szCs w:val="22"/>
           <w:lang w:val="en-GB"/>
         </w:rPr>
       </w:pPr>
@@ -567,34 +646,38 @@
       <w:pPr>
         <w:pStyle w:val="Heading2"/>
         <w:rPr>
-          <w:sz w:val="18"/>
+          <w:b w:val="0"/>
+          <w:bCs w:val="0"/>
+          <w:szCs w:val="22"/>
           <w:lang w:val="en-GB"/>
         </w:rPr>
       </w:pPr>
       <w:r>
         <w:rPr>
-          <w:sz w:val="18"/>
+          <w:szCs w:val="22"/>
           <w:lang w:val="en-GB"/>
         </w:rPr>
         <w:t>Address</w:t>
       </w:r>
       <w:r>
         <w:rPr>
-          <w:sz w:val="18"/>
+          <w:szCs w:val="22"/>
           <w:lang w:val="en-GB"/>
         </w:rPr>
         <w:t>:</w:t>
       </w:r>
       <w:r>
         <w:rPr>
-          <w:sz w:val="18"/>
+          <w:szCs w:val="22"/>
           <w:lang w:val="en-GB"/>
         </w:rPr>
         <w:t xml:space="preserve"> </w:t>
       </w:r>
       <w:r>
         <w:rPr>
-          <w:sz w:val="18"/>
+          <w:b w:val="0"/>
+          <w:bCs w:val="0"/>
+          <w:szCs w:val="22"/>
           <w:lang w:val="en-GB"/>
         </w:rPr>
         <w:t>{address}</w:t>
@@ -603,6 +686,8 @@
     <w:p>
       <w:pPr>
         <w:rPr>
+          <w:sz w:val="22"/>
+          <w:szCs w:val="22"/>
           <w:lang w:val="en-GB"/>
         </w:rPr>
       </w:pPr>
@@ -611,6 +696,8 @@
       <w:pPr>
         <w:rPr>
           <w:color w:val="000080"/>
+          <w:sz w:val="22"/>
+          <w:szCs w:val="22"/>
           <w:lang w:val="en-GB"/>
         </w:rPr>
       </w:pPr>
@@ -619,28 +706,41 @@
       <w:pPr>
         <w:pStyle w:val="Heading2"/>
         <w:rPr>
-          <w:sz w:val="18"/>
+          <w:b w:val="0"/>
+          <w:bCs w:val="0"/>
+          <w:szCs w:val="22"/>
           <w:lang w:val="en-GB"/>
         </w:rPr>
       </w:pPr>
       <w:r>
         <w:rPr>
-          <w:sz w:val="18"/>
+          <w:szCs w:val="22"/>
           <w:lang w:val="en-GB"/>
         </w:rPr>
         <w:t>ZIP Code</w:t>
       </w:r>
       <w:r>
         <w:rPr>
-          <w:sz w:val="18"/>
-          <w:lang w:val="en-GB"/>
-        </w:rPr>
-        <w:t>: {</w:t>
+          <w:szCs w:val="22"/>
+          <w:lang w:val="en-GB"/>
+        </w:rPr>
+        <w:t xml:space="preserve">: </w:t>
+      </w:r>
+      <w:r>
+        <w:rPr>
+          <w:b w:val="0"/>
+          <w:bCs w:val="0"/>
+          <w:szCs w:val="22"/>
+          <w:lang w:val="en-GB"/>
+        </w:rPr>
+        <w:t>{</w:t>
       </w:r>
       <w:proofErr w:type="spellStart"/>
       <w:r>
         <w:rPr>
-          <w:sz w:val="18"/>
+          <w:b w:val="0"/>
+          <w:bCs w:val="0"/>
+          <w:szCs w:val="22"/>
           <w:lang w:val="en-GB"/>
         </w:rPr>
         <w:t>zipCode</w:t>
@@ -648,30 +748,87 @@
       <w:proofErr w:type="spellEnd"/>
       <w:r>
         <w:rPr>
-          <w:sz w:val="18"/>
-          <w:lang w:val="en-GB"/>
-        </w:rPr>
-        <w:t>} City: {city}</w:t>
-      </w:r>
-      <w:r>
-        <w:rPr>
-          <w:sz w:val="18"/>
-          <w:lang w:val="en-GB"/>
-        </w:rPr>
-        <w:t xml:space="preserve"> Country / State</w:t>
-      </w:r>
-      <w:r>
-        <w:rPr>
-          <w:sz w:val="18"/>
-          <w:lang w:val="en-GB"/>
-        </w:rPr>
-        <w:t>: {country}</w:t>
+          <w:b w:val="0"/>
+          <w:bCs w:val="0"/>
+          <w:szCs w:val="22"/>
+          <w:lang w:val="en-GB"/>
+        </w:rPr>
+        <w:t>}</w:t>
+      </w:r>
+      <w:r>
+        <w:rPr>
+          <w:szCs w:val="22"/>
+          <w:lang w:val="en-GB"/>
+        </w:rPr>
+        <w:t xml:space="preserve"> </w:t>
+      </w:r>
+      <w:r>
+        <w:rPr>
+          <w:szCs w:val="22"/>
+          <w:lang w:val="en-GB"/>
+        </w:rPr>
+        <w:t xml:space="preserve">      </w:t>
+      </w:r>
+      <w:r>
+        <w:rPr>
+          <w:szCs w:val="22"/>
+          <w:lang w:val="en-GB"/>
+        </w:rPr>
+        <w:t xml:space="preserve">City: </w:t>
+      </w:r>
+      <w:r>
+        <w:rPr>
+          <w:b w:val="0"/>
+          <w:bCs w:val="0"/>
+          <w:szCs w:val="22"/>
+          <w:lang w:val="en-GB"/>
+        </w:rPr>
+        <w:t>{city}</w:t>
+      </w:r>
+      <w:r>
+        <w:rPr>
+          <w:szCs w:val="22"/>
+          <w:lang w:val="en-GB"/>
+        </w:rPr>
+        <w:t xml:space="preserve"> </w:t>
+      </w:r>
+      <w:r>
+        <w:rPr>
+          <w:szCs w:val="22"/>
+          <w:lang w:val="en-GB"/>
+        </w:rPr>
+        <w:t xml:space="preserve">            </w:t>
+      </w:r>
+      <w:r>
+        <w:rPr>
+          <w:szCs w:val="22"/>
+          <w:lang w:val="en-GB"/>
+        </w:rPr>
+        <w:t>Country / State</w:t>
+      </w:r>
+      <w:r>
+        <w:rPr>
+          <w:szCs w:val="22"/>
+          <w:lang w:val="en-GB"/>
+        </w:rPr>
+        <w:t xml:space="preserve">: </w:t>
+      </w:r>
+      <w:r>
+        <w:rPr>
+          <w:b w:val="0"/>
+          <w:bCs w:val="0"/>
+          <w:szCs w:val="22"/>
+          <w:lang w:val="en-GB"/>
+        </w:rPr>
+        <w:t>{country}</w:t>
       </w:r>
     </w:p>
     <w:p>
       <w:pPr>
         <w:rPr>
           <w:color w:val="000080"/>
+          <w:sz w:val="22"/>
+          <w:szCs w:val="22"/>
           <w:lang w:val="en-GB"/>
         </w:rPr>
       </w:pPr>
@@ -680,6 +837,8 @@
       <w:pPr>
         <w:rPr>
           <w:color w:val="000080"/>
+          <w:sz w:val="22"/>
+          <w:szCs w:val="22"/>
           <w:lang w:val="en-GB"/>
         </w:rPr>
       </w:pPr>
@@ -688,60 +847,62 @@
       <w:pPr>
         <w:pStyle w:val="Heading2"/>
         <w:rPr>
-          <w:sz w:val="18"/>
+          <w:b w:val="0"/>
+          <w:bCs w:val="0"/>
+          <w:szCs w:val="22"/>
           <w:lang w:val="en-GB"/>
         </w:rPr>
       </w:pPr>
       <w:r>
         <w:rPr>
-          <w:sz w:val="18"/>
-          <w:lang w:val="en-GB"/>
-        </w:rPr>
-        <w:t xml:space="preserve">CLUB </w:t>
-      </w:r>
-      <w:r>
-        <w:rPr>
-          <w:sz w:val="18"/>
+          <w:szCs w:val="22"/>
+          <w:lang w:val="en-GB"/>
+        </w:rPr>
+        <w:t>CLUB</w:t>
+      </w:r>
+      <w:r>
+        <w:rPr>
+          <w:szCs w:val="22"/>
+          <w:lang w:val="en-GB"/>
+        </w:rPr>
+        <w:t xml:space="preserve">:  </w:t>
+      </w:r>
+      <w:r>
+        <w:rPr>
+          <w:b w:val="0"/>
+          <w:bCs w:val="0"/>
+          <w:szCs w:val="22"/>
           <w:u w:val="single"/>
           <w:lang w:val="en-GB"/>
         </w:rPr>
-        <w:t>{</w:t>
-      </w:r>
-      <w:proofErr w:type="gramStart"/>
-      <w:r>
-        <w:rPr>
-          <w:sz w:val="18"/>
-          <w:u w:val="single"/>
-          <w:lang w:val="en-GB"/>
-        </w:rPr>
-        <w:t xml:space="preserve">club}   </w:t>
-      </w:r>
-      <w:proofErr w:type="gramEnd"/>
-      <w:r>
-        <w:rPr>
-          <w:sz w:val="18"/>
-          <w:u w:val="single"/>
-          <w:lang w:val="en-GB"/>
-        </w:rPr>
-        <w:t xml:space="preserve">                                                                                       </w:t>
-      </w:r>
-      <w:r>
-        <w:rPr>
-          <w:sz w:val="18"/>
+        <w:t>{club}</w:t>
+      </w:r>
+      <w:r>
+        <w:rPr>
+          <w:szCs w:val="22"/>
           <w:lang w:val="en-GB"/>
         </w:rPr>
         <w:t xml:space="preserve">    </w:t>
       </w:r>
       <w:r>
         <w:rPr>
-          <w:sz w:val="18"/>
+          <w:szCs w:val="22"/>
+          <w:lang w:val="en-GB"/>
+        </w:rPr>
+        <w:t xml:space="preserve">      </w:t>
+      </w:r>
+      <w:r>
+        <w:rPr>
+          <w:szCs w:val="22"/>
           <w:lang w:val="en-GB"/>
         </w:rPr>
         <w:t>ACP Code</w:t>
       </w:r>
       <w:r>
         <w:rPr>
-          <w:sz w:val="18"/>
+          <w:b w:val="0"/>
+          <w:bCs w:val="0"/>
+          <w:szCs w:val="22"/>
           <w:lang w:val="en-GB"/>
         </w:rPr>
         <w:t>: {</w:t>
@@ -749,7 +910,9 @@
       <w:proofErr w:type="spellStart"/>
       <w:r>
         <w:rPr>
-          <w:sz w:val="18"/>
+          <w:b w:val="0"/>
+          <w:bCs w:val="0"/>
+          <w:szCs w:val="22"/>
           <w:lang w:val="en-GB"/>
         </w:rPr>
         <w:t>acpCode</w:t>
@@ -757,7 +920,9 @@
       <w:proofErr w:type="spellEnd"/>
       <w:r>
         <w:rPr>
-          <w:sz w:val="18"/>
+          <w:b w:val="0"/>
+          <w:bCs w:val="0"/>
+          <w:szCs w:val="22"/>
           <w:lang w:val="en-GB"/>
         </w:rPr>
         <w:t>}</w:t>
@@ -822,7 +987,6 @@
           <w:lang w:val="en-GB"/>
         </w:rPr>
         <w:tab/>
-        <w:t xml:space="preserve"> (NO abbreviations)</w:t>
       </w:r>
     </w:p>
     <w:p>
@@ -837,36 +1001,41 @@
       <w:pPr>
         <w:pStyle w:val="Heading2"/>
         <w:rPr>
-          <w:sz w:val="18"/>
+          <w:b w:val="0"/>
+          <w:bCs w:val="0"/>
+          <w:szCs w:val="22"/>
           <w:lang w:val="en-GB"/>
         </w:rPr>
       </w:pPr>
       <w:r>
         <w:rPr>
-          <w:sz w:val="18"/>
+          <w:szCs w:val="22"/>
           <w:lang w:val="en-GB"/>
         </w:rPr>
         <w:t>Date of First Event</w:t>
       </w:r>
       <w:r>
         <w:rPr>
-          <w:sz w:val="18"/>
+          <w:szCs w:val="22"/>
           <w:lang w:val="en-GB"/>
         </w:rPr>
         <w:tab/>
       </w:r>
       <w:r>
         <w:rPr>
-          <w:sz w:val="18"/>
+          <w:b w:val="0"/>
+          <w:bCs w:val="0"/>
+          <w:szCs w:val="22"/>
           <w:lang w:val="en-GB"/>
         </w:rPr>
         <w:t>{</w:t>
       </w:r>
       <w:proofErr w:type="spellStart"/>
-      <w:proofErr w:type="gramStart"/>
-      <w:r>
-        <w:rPr>
-          <w:sz w:val="18"/>
+      <w:r>
+        <w:rPr>
+          <w:b w:val="0"/>
+          <w:bCs w:val="0"/>
+          <w:szCs w:val="22"/>
           <w:lang w:val="en-GB"/>
         </w:rPr>
         <w:t>firstEventDate</w:t>
@@ -874,29 +1043,37 @@
       <w:proofErr w:type="spellEnd"/>
       <w:r>
         <w:rPr>
-          <w:sz w:val="18"/>
-          <w:lang w:val="en-GB"/>
-        </w:rPr>
-        <w:t xml:space="preserve">}  </w:t>
-      </w:r>
-      <w:r>
-        <w:rPr>
-          <w:sz w:val="18"/>
+          <w:b w:val="0"/>
+          <w:bCs w:val="0"/>
+          <w:szCs w:val="22"/>
+          <w:lang w:val="en-GB"/>
+        </w:rPr>
+        <w:t xml:space="preserve">} </w:t>
+      </w:r>
+      <w:r>
+        <w:rPr>
+          <w:szCs w:val="22"/>
           <w:lang w:val="en-GB"/>
         </w:rPr>
         <w:t xml:space="preserve"> </w:t>
       </w:r>
-      <w:proofErr w:type="gramEnd"/>
-      <w:r>
-        <w:rPr>
-          <w:sz w:val="18"/>
+      <w:r>
+        <w:rPr>
+          <w:szCs w:val="22"/>
+          <w:lang w:val="en-GB"/>
+        </w:rPr>
+        <w:t xml:space="preserve"> </w:t>
+      </w:r>
+      <w:r>
+        <w:rPr>
+          <w:szCs w:val="22"/>
           <w:lang w:val="en-GB"/>
         </w:rPr>
         <w:tab/>
       </w:r>
       <w:r>
         <w:rPr>
-          <w:sz w:val="18"/>
+          <w:szCs w:val="22"/>
           <w:lang w:val="en-GB"/>
         </w:rPr>
         <w:tab/>
@@ -904,14 +1081,16 @@
       </w:r>
       <w:r>
         <w:rPr>
-          <w:sz w:val="18"/>
+          <w:szCs w:val="22"/>
           <w:lang w:val="en-GB"/>
         </w:rPr>
         <w:tab/>
       </w:r>
       <w:r>
         <w:rPr>
-          <w:sz w:val="18"/>
+          <w:b w:val="0"/>
+          <w:bCs w:val="0"/>
+          <w:szCs w:val="22"/>
           <w:lang w:val="en-GB"/>
         </w:rPr>
         <w:t>{</w:t>
@@ -919,7 +1098,9 @@
       <w:proofErr w:type="spellStart"/>
       <w:r>
         <w:rPr>
-          <w:sz w:val="18"/>
+          <w:b w:val="0"/>
+          <w:bCs w:val="0"/>
+          <w:szCs w:val="22"/>
           <w:lang w:val="en-GB"/>
         </w:rPr>
         <w:t>lastEventDate</w:t>
@@ -927,7 +1108,9 @@
       <w:proofErr w:type="spellEnd"/>
       <w:r>
         <w:rPr>
-          <w:sz w:val="18"/>
+          <w:b w:val="0"/>
+          <w:bCs w:val="0"/>
+          <w:szCs w:val="22"/>
           <w:lang w:val="en-GB"/>
         </w:rPr>
         <w:t>}</w:t>
@@ -959,9 +1142,9 @@
         <w:tblLook w:val="0000" w:firstRow="0" w:lastRow="0" w:firstColumn="0" w:lastColumn="0" w:noHBand="0" w:noVBand="0"/>
       </w:tblPr>
       <w:tblGrid>
-        <w:gridCol w:w="2257"/>
-        <w:gridCol w:w="1176"/>
-        <w:gridCol w:w="1442"/>
+        <w:gridCol w:w="1975"/>
+        <w:gridCol w:w="1410"/>
+        <w:gridCol w:w="1490"/>
         <w:gridCol w:w="3960"/>
         <w:gridCol w:w="1980"/>
       </w:tblGrid>
@@ -971,7 +1154,7 @@
         </w:trPr>
         <w:tc>
           <w:tcPr>
-            <w:tcW w:w="2300" w:type="dxa"/>
+            <w:tcW w:w="1975" w:type="dxa"/>
             <w:tcBorders>
               <w:top w:val="single" w:sz="8" w:space="0" w:color="333333"/>
               <w:left w:val="single" w:sz="8" w:space="0" w:color="333333"/>
@@ -1013,7 +1196,7 @@
         </w:tc>
         <w:tc>
           <w:tcPr>
-            <w:tcW w:w="1200" w:type="dxa"/>
+            <w:tcW w:w="1410" w:type="dxa"/>
             <w:tcBorders>
               <w:top w:val="single" w:sz="8" w:space="0" w:color="333333"/>
               <w:left w:val="nil"/>
@@ -1052,7 +1235,7 @@
         </w:tc>
         <w:tc>
           <w:tcPr>
-            <w:tcW w:w="1375" w:type="dxa"/>
+            <w:tcW w:w="1490" w:type="dxa"/>
             <w:tcBorders>
               <w:top w:val="single" w:sz="8" w:space="0" w:color="333333"/>
               <w:left w:val="nil"/>
@@ -1199,7 +1382,7 @@
         </w:trPr>
         <w:tc>
           <w:tcPr>
-            <w:tcW w:w="2300" w:type="dxa"/>
+            <w:tcW w:w="1975" w:type="dxa"/>
             <w:vMerge w:val="restart"/>
             <w:tcBorders>
               <w:top w:val="single" w:sz="8" w:space="0" w:color="333333"/>
@@ -1277,7 +1460,7 @@
         </w:tc>
         <w:tc>
           <w:tcPr>
-            <w:tcW w:w="0" w:type="auto"/>
+            <w:tcW w:w="1410" w:type="dxa"/>
             <w:tcBorders>
               <w:top w:val="single" w:sz="8" w:space="0" w:color="333333"/>
               <w:left w:val="nil"/>
@@ -1298,8 +1481,6 @@
               <w:jc w:val="center"/>
               <w:rPr>
                 <w:rFonts w:eastAsia="Arial Unicode MS"/>
-                <w:b/>
-                <w:bCs/>
                 <w:color w:val="000080"/>
                 <w:sz w:val="24"/>
                 <w:szCs w:val="24"/>
@@ -1307,8 +1488,6 @@
             </w:pPr>
             <w:r>
               <w:rPr>
-                <w:b/>
-                <w:bCs/>
                 <w:color w:val="000080"/>
               </w:rPr>
               <w:t>200</w:t>
@@ -1317,7 +1496,7 @@
         </w:tc>
         <w:tc>
           <w:tcPr>
-            <w:tcW w:w="1375" w:type="dxa"/>
+            <w:tcW w:w="1490" w:type="dxa"/>
             <w:tcBorders>
               <w:top w:val="single" w:sz="8" w:space="0" w:color="333333"/>
               <w:left w:val="nil"/>
@@ -1335,45 +1514,21 @@
           </w:tcPr>
           <w:p>
             <w:pPr>
-              <w:rPr>
-                <w:rFonts w:eastAsia="Arial Unicode MS"/>
-                <w:b/>
-                <w:bCs/>
-                <w:color w:val="000080"/>
-                <w:sz w:val="20"/>
-              </w:rPr>
-            </w:pPr>
-            <w:r>
-              <w:rPr>
-                <w:rFonts w:eastAsia="Arial Unicode MS"/>
-                <w:b/>
-                <w:bCs/>
-                <w:color w:val="000080"/>
-                <w:sz w:val="20"/>
-              </w:rPr>
-              <w:t>{</w:t>
-            </w:r>
-            <w:proofErr w:type="gramStart"/>
-            <w:r>
-              <w:rPr>
-                <w:rFonts w:eastAsia="Arial Unicode MS"/>
-                <w:b/>
-                <w:bCs/>
-                <w:color w:val="000080"/>
-                <w:sz w:val="20"/>
-              </w:rPr>
-              <w:t>brm</w:t>
-            </w:r>
-            <w:proofErr w:type="gramEnd"/>
-            <w:r>
-              <w:rPr>
-                <w:rFonts w:eastAsia="Arial Unicode MS"/>
-                <w:b/>
-                <w:bCs/>
-                <w:color w:val="000080"/>
-                <w:sz w:val="20"/>
-              </w:rPr>
-              <w:t>200Date}</w:t>
+              <w:spacing w:before="120"/>
+              <w:ind w:left="57" w:right="57"/>
+              <w:rPr>
+                <w:rFonts w:eastAsia="Arial Unicode MS"/>
+                <w:color w:val="000080"/>
+                <w:sz w:val="20"/>
+              </w:rPr>
+            </w:pPr>
+            <w:r>
+              <w:rPr>
+                <w:rFonts w:eastAsia="Arial Unicode MS"/>
+                <w:color w:val="000080"/>
+                <w:sz w:val="20"/>
+              </w:rPr>
+              <w:t>{brm200Date}</w:t>
             </w:r>
           </w:p>
         </w:tc>
@@ -1397,45 +1552,21 @@
           </w:tcPr>
           <w:p>
             <w:pPr>
-              <w:rPr>
-                <w:rFonts w:eastAsia="Arial Unicode MS"/>
-                <w:b/>
-                <w:bCs/>
-                <w:color w:val="000080"/>
-                <w:sz w:val="20"/>
-              </w:rPr>
-            </w:pPr>
-            <w:r>
-              <w:rPr>
-                <w:rFonts w:eastAsia="Arial Unicode MS"/>
-                <w:b/>
-                <w:bCs/>
-                <w:color w:val="000080"/>
-                <w:sz w:val="20"/>
-              </w:rPr>
-              <w:t>{</w:t>
-            </w:r>
-            <w:proofErr w:type="gramStart"/>
-            <w:r>
-              <w:rPr>
-                <w:rFonts w:eastAsia="Arial Unicode MS"/>
-                <w:b/>
-                <w:bCs/>
-                <w:color w:val="000080"/>
-                <w:sz w:val="20"/>
-              </w:rPr>
-              <w:t>brm</w:t>
-            </w:r>
-            <w:proofErr w:type="gramEnd"/>
-            <w:r>
-              <w:rPr>
-                <w:rFonts w:eastAsia="Arial Unicode MS"/>
-                <w:b/>
-                <w:bCs/>
-                <w:color w:val="000080"/>
-                <w:sz w:val="20"/>
-              </w:rPr>
-              <w:t>200Name}</w:t>
+              <w:spacing w:before="120"/>
+              <w:ind w:left="57" w:right="57"/>
+              <w:rPr>
+                <w:rFonts w:eastAsia="Arial Unicode MS"/>
+                <w:color w:val="000080"/>
+                <w:sz w:val="20"/>
+              </w:rPr>
+            </w:pPr>
+            <w:r>
+              <w:rPr>
+                <w:rFonts w:eastAsia="Arial Unicode MS"/>
+                <w:color w:val="000080"/>
+                <w:sz w:val="20"/>
+              </w:rPr>
+              <w:t>{brm200Name}</w:t>
             </w:r>
           </w:p>
         </w:tc>
@@ -1459,45 +1590,21 @@
           </w:tcPr>
           <w:p>
             <w:pPr>
-              <w:rPr>
-                <w:rFonts w:eastAsia="Arial Unicode MS"/>
-                <w:b/>
-                <w:bCs/>
-                <w:color w:val="000080"/>
-                <w:sz w:val="20"/>
-              </w:rPr>
-            </w:pPr>
-            <w:r>
-              <w:rPr>
-                <w:rFonts w:eastAsia="Arial Unicode MS"/>
-                <w:b/>
-                <w:bCs/>
-                <w:color w:val="000080"/>
-                <w:sz w:val="20"/>
-              </w:rPr>
-              <w:t>{</w:t>
-            </w:r>
-            <w:proofErr w:type="gramStart"/>
-            <w:r>
-              <w:rPr>
-                <w:rFonts w:eastAsia="Arial Unicode MS"/>
-                <w:b/>
-                <w:bCs/>
-                <w:color w:val="000080"/>
-                <w:sz w:val="20"/>
-              </w:rPr>
-              <w:t>brm</w:t>
-            </w:r>
-            <w:proofErr w:type="gramEnd"/>
-            <w:r>
-              <w:rPr>
-                <w:rFonts w:eastAsia="Arial Unicode MS"/>
-                <w:b/>
-                <w:bCs/>
-                <w:color w:val="000080"/>
-                <w:sz w:val="20"/>
-              </w:rPr>
-              <w:t>200Cert}</w:t>
+              <w:spacing w:before="120"/>
+              <w:ind w:left="57" w:right="57"/>
+              <w:rPr>
+                <w:rFonts w:eastAsia="Arial Unicode MS"/>
+                <w:color w:val="000080"/>
+                <w:sz w:val="20"/>
+              </w:rPr>
+            </w:pPr>
+            <w:r>
+              <w:rPr>
+                <w:rFonts w:eastAsia="Arial Unicode MS"/>
+                <w:color w:val="000080"/>
+                <w:sz w:val="20"/>
+              </w:rPr>
+              <w:t>{brm200Cert}</w:t>
             </w:r>
           </w:p>
         </w:tc>
@@ -1509,7 +1616,7 @@
         </w:trPr>
         <w:tc>
           <w:tcPr>
-            <w:tcW w:w="0" w:type="auto"/>
+            <w:tcW w:w="1975" w:type="dxa"/>
             <w:vMerge/>
             <w:tcBorders>
               <w:left w:val="single" w:sz="8" w:space="0" w:color="333333"/>
@@ -1531,7 +1638,7 @@
         </w:tc>
         <w:tc>
           <w:tcPr>
-            <w:tcW w:w="0" w:type="auto"/>
+            <w:tcW w:w="1410" w:type="dxa"/>
             <w:tcBorders>
               <w:top w:val="single" w:sz="4" w:space="0" w:color="333333"/>
               <w:left w:val="nil"/>
@@ -1552,8 +1659,6 @@
               <w:jc w:val="center"/>
               <w:rPr>
                 <w:rFonts w:eastAsia="Arial Unicode MS"/>
-                <w:b/>
-                <w:bCs/>
                 <w:color w:val="000080"/>
                 <w:sz w:val="24"/>
                 <w:szCs w:val="24"/>
@@ -1561,8 +1666,6 @@
             </w:pPr>
             <w:r>
               <w:rPr>
-                <w:b/>
-                <w:bCs/>
                 <w:color w:val="000080"/>
               </w:rPr>
               <w:t>300</w:t>
@@ -1571,7 +1674,7 @@
         </w:tc>
         <w:tc>
           <w:tcPr>
-            <w:tcW w:w="1375" w:type="dxa"/>
+            <w:tcW w:w="1490" w:type="dxa"/>
             <w:tcBorders>
               <w:top w:val="single" w:sz="4" w:space="0" w:color="333333"/>
               <w:left w:val="nil"/>
@@ -1589,45 +1692,21 @@
           </w:tcPr>
           <w:p>
             <w:pPr>
-              <w:rPr>
-                <w:rFonts w:eastAsia="Arial Unicode MS"/>
-                <w:b/>
-                <w:bCs/>
-                <w:color w:val="000080"/>
-                <w:sz w:val="20"/>
-              </w:rPr>
-            </w:pPr>
-            <w:r>
-              <w:rPr>
-                <w:rFonts w:eastAsia="Arial Unicode MS"/>
-                <w:b/>
-                <w:bCs/>
-                <w:color w:val="000080"/>
-                <w:sz w:val="20"/>
-              </w:rPr>
-              <w:t>{</w:t>
-            </w:r>
-            <w:proofErr w:type="gramStart"/>
-            <w:r>
-              <w:rPr>
-                <w:rFonts w:eastAsia="Arial Unicode MS"/>
-                <w:b/>
-                <w:bCs/>
-                <w:color w:val="000080"/>
-                <w:sz w:val="20"/>
-              </w:rPr>
-              <w:t>brm</w:t>
-            </w:r>
-            <w:proofErr w:type="gramEnd"/>
-            <w:r>
-              <w:rPr>
-                <w:rFonts w:eastAsia="Arial Unicode MS"/>
-                <w:b/>
-                <w:bCs/>
-                <w:color w:val="000080"/>
-                <w:sz w:val="20"/>
-              </w:rPr>
-              <w:t>300Date}</w:t>
+              <w:spacing w:before="120"/>
+              <w:ind w:left="57" w:right="57"/>
+              <w:rPr>
+                <w:rFonts w:eastAsia="Arial Unicode MS"/>
+                <w:color w:val="000080"/>
+                <w:sz w:val="20"/>
+              </w:rPr>
+            </w:pPr>
+            <w:r>
+              <w:rPr>
+                <w:rFonts w:eastAsia="Arial Unicode MS"/>
+                <w:color w:val="000080"/>
+                <w:sz w:val="20"/>
+              </w:rPr>
+              <w:t>{brm300Date}</w:t>
             </w:r>
           </w:p>
         </w:tc>
@@ -1651,45 +1730,21 @@
           </w:tcPr>
           <w:p>
             <w:pPr>
-              <w:rPr>
-                <w:rFonts w:eastAsia="Arial Unicode MS"/>
-                <w:b/>
-                <w:bCs/>
-                <w:color w:val="000080"/>
-                <w:sz w:val="20"/>
-              </w:rPr>
-            </w:pPr>
-            <w:r>
-              <w:rPr>
-                <w:rFonts w:eastAsia="Arial Unicode MS"/>
-                <w:b/>
-                <w:bCs/>
-                <w:color w:val="000080"/>
-                <w:sz w:val="20"/>
-              </w:rPr>
-              <w:t>{</w:t>
-            </w:r>
-            <w:proofErr w:type="gramStart"/>
-            <w:r>
-              <w:rPr>
-                <w:rFonts w:eastAsia="Arial Unicode MS"/>
-                <w:b/>
-                <w:bCs/>
-                <w:color w:val="000080"/>
-                <w:sz w:val="20"/>
-              </w:rPr>
-              <w:t>brm</w:t>
-            </w:r>
-            <w:proofErr w:type="gramEnd"/>
-            <w:r>
-              <w:rPr>
-                <w:rFonts w:eastAsia="Arial Unicode MS"/>
-                <w:b/>
-                <w:bCs/>
-                <w:color w:val="000080"/>
-                <w:sz w:val="20"/>
-              </w:rPr>
-              <w:t>300Name}</w:t>
+              <w:spacing w:before="120"/>
+              <w:ind w:left="57" w:right="57"/>
+              <w:rPr>
+                <w:rFonts w:eastAsia="Arial Unicode MS"/>
+                <w:color w:val="000080"/>
+                <w:sz w:val="20"/>
+              </w:rPr>
+            </w:pPr>
+            <w:r>
+              <w:rPr>
+                <w:rFonts w:eastAsia="Arial Unicode MS"/>
+                <w:color w:val="000080"/>
+                <w:sz w:val="20"/>
+              </w:rPr>
+              <w:t>{brm300Name}</w:t>
             </w:r>
           </w:p>
         </w:tc>
@@ -1713,45 +1768,21 @@
           </w:tcPr>
           <w:p>
             <w:pPr>
-              <w:rPr>
-                <w:rFonts w:eastAsia="Arial Unicode MS"/>
-                <w:b/>
-                <w:bCs/>
-                <w:color w:val="000080"/>
-                <w:sz w:val="20"/>
-              </w:rPr>
-            </w:pPr>
-            <w:r>
-              <w:rPr>
-                <w:rFonts w:eastAsia="Arial Unicode MS"/>
-                <w:b/>
-                <w:bCs/>
-                <w:color w:val="000080"/>
-                <w:sz w:val="20"/>
-              </w:rPr>
-              <w:t>{</w:t>
-            </w:r>
-            <w:proofErr w:type="gramStart"/>
-            <w:r>
-              <w:rPr>
-                <w:rFonts w:eastAsia="Arial Unicode MS"/>
-                <w:b/>
-                <w:bCs/>
-                <w:color w:val="000080"/>
-                <w:sz w:val="20"/>
-              </w:rPr>
-              <w:t>brm</w:t>
-            </w:r>
-            <w:proofErr w:type="gramEnd"/>
-            <w:r>
-              <w:rPr>
-                <w:rFonts w:eastAsia="Arial Unicode MS"/>
-                <w:b/>
-                <w:bCs/>
-                <w:color w:val="000080"/>
-                <w:sz w:val="20"/>
-              </w:rPr>
-              <w:t>300Cert}</w:t>
+              <w:spacing w:before="120"/>
+              <w:ind w:left="57" w:right="57"/>
+              <w:rPr>
+                <w:rFonts w:eastAsia="Arial Unicode MS"/>
+                <w:color w:val="000080"/>
+                <w:sz w:val="20"/>
+              </w:rPr>
+            </w:pPr>
+            <w:r>
+              <w:rPr>
+                <w:rFonts w:eastAsia="Arial Unicode MS"/>
+                <w:color w:val="000080"/>
+                <w:sz w:val="20"/>
+              </w:rPr>
+              <w:t>{brm300Cert}</w:t>
             </w:r>
           </w:p>
         </w:tc>
@@ -1763,7 +1794,7 @@
         </w:trPr>
         <w:tc>
           <w:tcPr>
-            <w:tcW w:w="0" w:type="auto"/>
+            <w:tcW w:w="1975" w:type="dxa"/>
             <w:vMerge/>
             <w:tcBorders>
               <w:left w:val="single" w:sz="8" w:space="0" w:color="333333"/>
@@ -1785,7 +1816,7 @@
         </w:tc>
         <w:tc>
           <w:tcPr>
-            <w:tcW w:w="0" w:type="auto"/>
+            <w:tcW w:w="1410" w:type="dxa"/>
             <w:tcBorders>
               <w:top w:val="single" w:sz="4" w:space="0" w:color="333333"/>
               <w:left w:val="nil"/>
@@ -1806,8 +1837,6 @@
               <w:jc w:val="center"/>
               <w:rPr>
                 <w:rFonts w:eastAsia="Arial Unicode MS"/>
-                <w:b/>
-                <w:bCs/>
                 <w:color w:val="000080"/>
                 <w:sz w:val="24"/>
                 <w:szCs w:val="24"/>
@@ -1815,8 +1844,6 @@
             </w:pPr>
             <w:r>
               <w:rPr>
-                <w:b/>
-                <w:bCs/>
                 <w:color w:val="000080"/>
               </w:rPr>
               <w:t>400</w:t>
@@ -1825,7 +1852,7 @@
         </w:tc>
         <w:tc>
           <w:tcPr>
-            <w:tcW w:w="1375" w:type="dxa"/>
+            <w:tcW w:w="1490" w:type="dxa"/>
             <w:tcBorders>
               <w:top w:val="single" w:sz="4" w:space="0" w:color="333333"/>
               <w:left w:val="nil"/>
@@ -1843,45 +1870,21 @@
           </w:tcPr>
           <w:p>
             <w:pPr>
-              <w:rPr>
-                <w:rFonts w:eastAsia="Arial Unicode MS"/>
-                <w:b/>
-                <w:bCs/>
-                <w:color w:val="000080"/>
-                <w:sz w:val="20"/>
-              </w:rPr>
-            </w:pPr>
-            <w:r>
-              <w:rPr>
-                <w:rFonts w:eastAsia="Arial Unicode MS"/>
-                <w:b/>
-                <w:bCs/>
-                <w:color w:val="000080"/>
-                <w:sz w:val="20"/>
-              </w:rPr>
-              <w:t>{</w:t>
-            </w:r>
-            <w:proofErr w:type="gramStart"/>
-            <w:r>
-              <w:rPr>
-                <w:rFonts w:eastAsia="Arial Unicode MS"/>
-                <w:b/>
-                <w:bCs/>
-                <w:color w:val="000080"/>
-                <w:sz w:val="20"/>
-              </w:rPr>
-              <w:t>brm</w:t>
-            </w:r>
-            <w:proofErr w:type="gramEnd"/>
-            <w:r>
-              <w:rPr>
-                <w:rFonts w:eastAsia="Arial Unicode MS"/>
-                <w:b/>
-                <w:bCs/>
-                <w:color w:val="000080"/>
-                <w:sz w:val="20"/>
-              </w:rPr>
-              <w:t>400Date}</w:t>
+              <w:spacing w:before="120"/>
+              <w:ind w:left="57" w:right="57"/>
+              <w:rPr>
+                <w:rFonts w:eastAsia="Arial Unicode MS"/>
+                <w:color w:val="000080"/>
+                <w:sz w:val="20"/>
+              </w:rPr>
+            </w:pPr>
+            <w:r>
+              <w:rPr>
+                <w:rFonts w:eastAsia="Arial Unicode MS"/>
+                <w:color w:val="000080"/>
+                <w:sz w:val="20"/>
+              </w:rPr>
+              <w:t>{brm400Date}</w:t>
             </w:r>
           </w:p>
         </w:tc>
@@ -1905,45 +1908,21 @@
           </w:tcPr>
           <w:p>
             <w:pPr>
-              <w:rPr>
-                <w:rFonts w:eastAsia="Arial Unicode MS"/>
-                <w:b/>
-                <w:bCs/>
-                <w:color w:val="000080"/>
-                <w:sz w:val="20"/>
-              </w:rPr>
-            </w:pPr>
-            <w:r>
-              <w:rPr>
-                <w:rFonts w:eastAsia="Arial Unicode MS"/>
-                <w:b/>
-                <w:bCs/>
-                <w:color w:val="000080"/>
-                <w:sz w:val="20"/>
-              </w:rPr>
-              <w:t>{</w:t>
-            </w:r>
-            <w:proofErr w:type="gramStart"/>
-            <w:r>
-              <w:rPr>
-                <w:rFonts w:eastAsia="Arial Unicode MS"/>
-                <w:b/>
-                <w:bCs/>
-                <w:color w:val="000080"/>
-                <w:sz w:val="20"/>
-              </w:rPr>
-              <w:t>brm</w:t>
-            </w:r>
-            <w:proofErr w:type="gramEnd"/>
-            <w:r>
-              <w:rPr>
-                <w:rFonts w:eastAsia="Arial Unicode MS"/>
-                <w:b/>
-                <w:bCs/>
-                <w:color w:val="000080"/>
-                <w:sz w:val="20"/>
-              </w:rPr>
-              <w:t>400Name}</w:t>
+              <w:spacing w:before="120"/>
+              <w:ind w:left="57" w:right="57"/>
+              <w:rPr>
+                <w:rFonts w:eastAsia="Arial Unicode MS"/>
+                <w:color w:val="000080"/>
+                <w:sz w:val="20"/>
+              </w:rPr>
+            </w:pPr>
+            <w:r>
+              <w:rPr>
+                <w:rFonts w:eastAsia="Arial Unicode MS"/>
+                <w:color w:val="000080"/>
+                <w:sz w:val="20"/>
+              </w:rPr>
+              <w:t>{brm400Name}</w:t>
             </w:r>
           </w:p>
         </w:tc>
@@ -1967,45 +1946,21 @@
           </w:tcPr>
           <w:p>
             <w:pPr>
-              <w:rPr>
-                <w:rFonts w:eastAsia="Arial Unicode MS"/>
-                <w:b/>
-                <w:bCs/>
-                <w:color w:val="000080"/>
-                <w:sz w:val="20"/>
-              </w:rPr>
-            </w:pPr>
-            <w:r>
-              <w:rPr>
-                <w:rFonts w:eastAsia="Arial Unicode MS"/>
-                <w:b/>
-                <w:bCs/>
-                <w:color w:val="000080"/>
-                <w:sz w:val="20"/>
-              </w:rPr>
-              <w:t>{</w:t>
-            </w:r>
-            <w:proofErr w:type="gramStart"/>
-            <w:r>
-              <w:rPr>
-                <w:rFonts w:eastAsia="Arial Unicode MS"/>
-                <w:b/>
-                <w:bCs/>
-                <w:color w:val="000080"/>
-                <w:sz w:val="20"/>
-              </w:rPr>
-              <w:t>brm</w:t>
-            </w:r>
-            <w:proofErr w:type="gramEnd"/>
-            <w:r>
-              <w:rPr>
-                <w:rFonts w:eastAsia="Arial Unicode MS"/>
-                <w:b/>
-                <w:bCs/>
-                <w:color w:val="000080"/>
-                <w:sz w:val="20"/>
-              </w:rPr>
-              <w:t>400Cert}</w:t>
+              <w:spacing w:before="120"/>
+              <w:ind w:left="57" w:right="57"/>
+              <w:rPr>
+                <w:rFonts w:eastAsia="Arial Unicode MS"/>
+                <w:color w:val="000080"/>
+                <w:sz w:val="20"/>
+              </w:rPr>
+            </w:pPr>
+            <w:r>
+              <w:rPr>
+                <w:rFonts w:eastAsia="Arial Unicode MS"/>
+                <w:color w:val="000080"/>
+                <w:sz w:val="20"/>
+              </w:rPr>
+              <w:t>{brm400Cert}</w:t>
             </w:r>
           </w:p>
         </w:tc>
@@ -2017,7 +1972,7 @@
         </w:trPr>
         <w:tc>
           <w:tcPr>
-            <w:tcW w:w="0" w:type="auto"/>
+            <w:tcW w:w="1975" w:type="dxa"/>
             <w:vMerge/>
             <w:tcBorders>
               <w:left w:val="single" w:sz="8" w:space="0" w:color="333333"/>
@@ -2039,7 +1994,7 @@
         </w:tc>
         <w:tc>
           <w:tcPr>
-            <w:tcW w:w="0" w:type="auto"/>
+            <w:tcW w:w="1410" w:type="dxa"/>
             <w:tcBorders>
               <w:top w:val="single" w:sz="4" w:space="0" w:color="333333"/>
               <w:left w:val="nil"/>
@@ -2060,8 +2015,6 @@
               <w:jc w:val="center"/>
               <w:rPr>
                 <w:rFonts w:eastAsia="Arial Unicode MS"/>
-                <w:b/>
-                <w:bCs/>
                 <w:color w:val="000080"/>
                 <w:sz w:val="24"/>
                 <w:szCs w:val="24"/>
@@ -2069,8 +2022,6 @@
             </w:pPr>
             <w:r>
               <w:rPr>
-                <w:b/>
-                <w:bCs/>
                 <w:color w:val="000080"/>
               </w:rPr>
               <w:t>600</w:t>
@@ -2079,7 +2030,7 @@
         </w:tc>
         <w:tc>
           <w:tcPr>
-            <w:tcW w:w="1375" w:type="dxa"/>
+            <w:tcW w:w="1490" w:type="dxa"/>
             <w:tcBorders>
               <w:top w:val="single" w:sz="4" w:space="0" w:color="333333"/>
               <w:left w:val="nil"/>
@@ -2097,45 +2048,21 @@
           </w:tcPr>
           <w:p>
             <w:pPr>
-              <w:rPr>
-                <w:rFonts w:eastAsia="Arial Unicode MS"/>
-                <w:b/>
-                <w:bCs/>
-                <w:color w:val="000080"/>
-                <w:sz w:val="20"/>
-              </w:rPr>
-            </w:pPr>
-            <w:r>
-              <w:rPr>
-                <w:rFonts w:eastAsia="Arial Unicode MS"/>
-                <w:b/>
-                <w:bCs/>
-                <w:color w:val="000080"/>
-                <w:sz w:val="20"/>
-              </w:rPr>
-              <w:t>{</w:t>
-            </w:r>
-            <w:proofErr w:type="gramStart"/>
-            <w:r>
-              <w:rPr>
-                <w:rFonts w:eastAsia="Arial Unicode MS"/>
-                <w:b/>
-                <w:bCs/>
-                <w:color w:val="000080"/>
-                <w:sz w:val="20"/>
-              </w:rPr>
-              <w:t>brm</w:t>
-            </w:r>
-            <w:proofErr w:type="gramEnd"/>
-            <w:r>
-              <w:rPr>
-                <w:rFonts w:eastAsia="Arial Unicode MS"/>
-                <w:b/>
-                <w:bCs/>
-                <w:color w:val="000080"/>
-                <w:sz w:val="20"/>
-              </w:rPr>
-              <w:t>600Date}</w:t>
+              <w:spacing w:before="120"/>
+              <w:ind w:left="57" w:right="57"/>
+              <w:rPr>
+                <w:rFonts w:eastAsia="Arial Unicode MS"/>
+                <w:color w:val="000080"/>
+                <w:sz w:val="20"/>
+              </w:rPr>
+            </w:pPr>
+            <w:r>
+              <w:rPr>
+                <w:rFonts w:eastAsia="Arial Unicode MS"/>
+                <w:color w:val="000080"/>
+                <w:sz w:val="20"/>
+              </w:rPr>
+              <w:t>{brm600Date}</w:t>
             </w:r>
           </w:p>
         </w:tc>
@@ -2159,45 +2086,21 @@
           </w:tcPr>
           <w:p>
             <w:pPr>
-              <w:rPr>
-                <w:rFonts w:eastAsia="Arial Unicode MS"/>
-                <w:b/>
-                <w:bCs/>
-                <w:color w:val="000080"/>
-                <w:sz w:val="20"/>
-              </w:rPr>
-            </w:pPr>
-            <w:r>
-              <w:rPr>
-                <w:rFonts w:eastAsia="Arial Unicode MS"/>
-                <w:b/>
-                <w:bCs/>
-                <w:color w:val="000080"/>
-                <w:sz w:val="20"/>
-              </w:rPr>
-              <w:t>{</w:t>
-            </w:r>
-            <w:proofErr w:type="gramStart"/>
-            <w:r>
-              <w:rPr>
-                <w:rFonts w:eastAsia="Arial Unicode MS"/>
-                <w:b/>
-                <w:bCs/>
-                <w:color w:val="000080"/>
-                <w:sz w:val="20"/>
-              </w:rPr>
-              <w:t>brm</w:t>
-            </w:r>
-            <w:proofErr w:type="gramEnd"/>
-            <w:r>
-              <w:rPr>
-                <w:rFonts w:eastAsia="Arial Unicode MS"/>
-                <w:b/>
-                <w:bCs/>
-                <w:color w:val="000080"/>
-                <w:sz w:val="20"/>
-              </w:rPr>
-              <w:t>600Name}</w:t>
+              <w:spacing w:before="120"/>
+              <w:ind w:left="57" w:right="57"/>
+              <w:rPr>
+                <w:rFonts w:eastAsia="Arial Unicode MS"/>
+                <w:color w:val="000080"/>
+                <w:sz w:val="20"/>
+              </w:rPr>
+            </w:pPr>
+            <w:r>
+              <w:rPr>
+                <w:rFonts w:eastAsia="Arial Unicode MS"/>
+                <w:color w:val="000080"/>
+                <w:sz w:val="20"/>
+              </w:rPr>
+              <w:t>{brm600Name}</w:t>
             </w:r>
           </w:p>
         </w:tc>
@@ -2221,45 +2124,21 @@
           </w:tcPr>
           <w:p>
             <w:pPr>
-              <w:rPr>
-                <w:rFonts w:eastAsia="Arial Unicode MS"/>
-                <w:b/>
-                <w:bCs/>
-                <w:color w:val="000080"/>
-                <w:sz w:val="20"/>
-              </w:rPr>
-            </w:pPr>
-            <w:r>
-              <w:rPr>
-                <w:rFonts w:eastAsia="Arial Unicode MS"/>
-                <w:b/>
-                <w:bCs/>
-                <w:color w:val="000080"/>
-                <w:sz w:val="20"/>
-              </w:rPr>
-              <w:t>{</w:t>
-            </w:r>
-            <w:proofErr w:type="gramStart"/>
-            <w:r>
-              <w:rPr>
-                <w:rFonts w:eastAsia="Arial Unicode MS"/>
-                <w:b/>
-                <w:bCs/>
-                <w:color w:val="000080"/>
-                <w:sz w:val="20"/>
-              </w:rPr>
-              <w:t>brm</w:t>
-            </w:r>
-            <w:proofErr w:type="gramEnd"/>
-            <w:r>
-              <w:rPr>
-                <w:rFonts w:eastAsia="Arial Unicode MS"/>
-                <w:b/>
-                <w:bCs/>
-                <w:color w:val="000080"/>
-                <w:sz w:val="20"/>
-              </w:rPr>
-              <w:t>600Cert}</w:t>
+              <w:spacing w:before="120"/>
+              <w:ind w:left="57" w:right="57"/>
+              <w:rPr>
+                <w:rFonts w:eastAsia="Arial Unicode MS"/>
+                <w:color w:val="000080"/>
+                <w:sz w:val="20"/>
+              </w:rPr>
+            </w:pPr>
+            <w:r>
+              <w:rPr>
+                <w:rFonts w:eastAsia="Arial Unicode MS"/>
+                <w:color w:val="000080"/>
+                <w:sz w:val="20"/>
+              </w:rPr>
+              <w:t>{brm600Cert}</w:t>
             </w:r>
           </w:p>
         </w:tc>
@@ -2271,7 +2150,7 @@
         </w:trPr>
         <w:tc>
           <w:tcPr>
-            <w:tcW w:w="0" w:type="auto"/>
+            <w:tcW w:w="1975" w:type="dxa"/>
             <w:vMerge/>
             <w:tcBorders>
               <w:left w:val="single" w:sz="8" w:space="0" w:color="333333"/>
@@ -2294,7 +2173,7 @@
         </w:tc>
         <w:tc>
           <w:tcPr>
-            <w:tcW w:w="0" w:type="auto"/>
+            <w:tcW w:w="1410" w:type="dxa"/>
             <w:tcBorders>
               <w:top w:val="single" w:sz="4" w:space="0" w:color="333333"/>
               <w:left w:val="nil"/>
@@ -2315,8 +2194,6 @@
               <w:jc w:val="center"/>
               <w:rPr>
                 <w:rFonts w:eastAsia="Arial Unicode MS"/>
-                <w:b/>
-                <w:bCs/>
                 <w:color w:val="000080"/>
                 <w:sz w:val="24"/>
                 <w:szCs w:val="24"/>
@@ -2324,8 +2201,6 @@
             </w:pPr>
             <w:r>
               <w:rPr>
-                <w:b/>
-                <w:bCs/>
                 <w:color w:val="000080"/>
               </w:rPr>
               <w:t>1000</w:t>
@@ -2334,7 +2209,7 @@
         </w:tc>
         <w:tc>
           <w:tcPr>
-            <w:tcW w:w="1375" w:type="dxa"/>
+            <w:tcW w:w="1490" w:type="dxa"/>
             <w:tcBorders>
               <w:top w:val="single" w:sz="4" w:space="0" w:color="333333"/>
               <w:left w:val="nil"/>
@@ -2352,45 +2227,21 @@
           </w:tcPr>
           <w:p>
             <w:pPr>
-              <w:rPr>
-                <w:rFonts w:eastAsia="Arial Unicode MS"/>
-                <w:b/>
-                <w:bCs/>
-                <w:color w:val="000080"/>
-                <w:sz w:val="20"/>
-              </w:rPr>
-            </w:pPr>
-            <w:r>
-              <w:rPr>
-                <w:rFonts w:eastAsia="Arial Unicode MS"/>
-                <w:b/>
-                <w:bCs/>
-                <w:color w:val="000080"/>
-                <w:sz w:val="20"/>
-              </w:rPr>
-              <w:t>{</w:t>
-            </w:r>
-            <w:proofErr w:type="gramStart"/>
-            <w:r>
-              <w:rPr>
-                <w:rFonts w:eastAsia="Arial Unicode MS"/>
-                <w:b/>
-                <w:bCs/>
-                <w:color w:val="000080"/>
-                <w:sz w:val="20"/>
-              </w:rPr>
-              <w:t>brm</w:t>
-            </w:r>
-            <w:proofErr w:type="gramEnd"/>
-            <w:r>
-              <w:rPr>
-                <w:rFonts w:eastAsia="Arial Unicode MS"/>
-                <w:b/>
-                <w:bCs/>
-                <w:color w:val="000080"/>
-                <w:sz w:val="20"/>
-              </w:rPr>
-              <w:t>1000Date}</w:t>
+              <w:spacing w:before="120"/>
+              <w:ind w:left="57" w:right="57"/>
+              <w:rPr>
+                <w:rFonts w:eastAsia="Arial Unicode MS"/>
+                <w:color w:val="000080"/>
+                <w:sz w:val="20"/>
+              </w:rPr>
+            </w:pPr>
+            <w:r>
+              <w:rPr>
+                <w:rFonts w:eastAsia="Arial Unicode MS"/>
+                <w:color w:val="000080"/>
+                <w:sz w:val="20"/>
+              </w:rPr>
+              <w:t>{brm1000Date}</w:t>
             </w:r>
           </w:p>
         </w:tc>
@@ -2414,45 +2265,21 @@
           </w:tcPr>
           <w:p>
             <w:pPr>
-              <w:rPr>
-                <w:rFonts w:eastAsia="Arial Unicode MS"/>
-                <w:b/>
-                <w:bCs/>
-                <w:color w:val="000080"/>
-                <w:sz w:val="20"/>
-              </w:rPr>
-            </w:pPr>
-            <w:r>
-              <w:rPr>
-                <w:rFonts w:eastAsia="Arial Unicode MS"/>
-                <w:b/>
-                <w:bCs/>
-                <w:color w:val="000080"/>
-                <w:sz w:val="20"/>
-              </w:rPr>
-              <w:t>{</w:t>
-            </w:r>
-            <w:proofErr w:type="gramStart"/>
-            <w:r>
-              <w:rPr>
-                <w:rFonts w:eastAsia="Arial Unicode MS"/>
-                <w:b/>
-                <w:bCs/>
-                <w:color w:val="000080"/>
-                <w:sz w:val="20"/>
-              </w:rPr>
-              <w:t>brm</w:t>
-            </w:r>
-            <w:proofErr w:type="gramEnd"/>
-            <w:r>
-              <w:rPr>
-                <w:rFonts w:eastAsia="Arial Unicode MS"/>
-                <w:b/>
-                <w:bCs/>
-                <w:color w:val="000080"/>
-                <w:sz w:val="20"/>
-              </w:rPr>
-              <w:t>1000Name}</w:t>
+              <w:spacing w:before="120"/>
+              <w:ind w:left="57" w:right="57"/>
+              <w:rPr>
+                <w:rFonts w:eastAsia="Arial Unicode MS"/>
+                <w:color w:val="000080"/>
+                <w:sz w:val="20"/>
+              </w:rPr>
+            </w:pPr>
+            <w:r>
+              <w:rPr>
+                <w:rFonts w:eastAsia="Arial Unicode MS"/>
+                <w:color w:val="000080"/>
+                <w:sz w:val="20"/>
+              </w:rPr>
+              <w:t>{brm1000Name}</w:t>
             </w:r>
           </w:p>
         </w:tc>
@@ -2476,45 +2303,21 @@
           </w:tcPr>
           <w:p>
             <w:pPr>
-              <w:rPr>
-                <w:rFonts w:eastAsia="Arial Unicode MS"/>
-                <w:b/>
-                <w:bCs/>
-                <w:color w:val="000080"/>
-                <w:sz w:val="20"/>
-              </w:rPr>
-            </w:pPr>
-            <w:r>
-              <w:rPr>
-                <w:rFonts w:eastAsia="Arial Unicode MS"/>
-                <w:b/>
-                <w:bCs/>
-                <w:color w:val="000080"/>
-                <w:sz w:val="20"/>
-              </w:rPr>
-              <w:t>{</w:t>
-            </w:r>
-            <w:proofErr w:type="gramStart"/>
-            <w:r>
-              <w:rPr>
-                <w:rFonts w:eastAsia="Arial Unicode MS"/>
-                <w:b/>
-                <w:bCs/>
-                <w:color w:val="000080"/>
-                <w:sz w:val="20"/>
-              </w:rPr>
-              <w:t>brm</w:t>
-            </w:r>
-            <w:proofErr w:type="gramEnd"/>
-            <w:r>
-              <w:rPr>
-                <w:rFonts w:eastAsia="Arial Unicode MS"/>
-                <w:b/>
-                <w:bCs/>
-                <w:color w:val="000080"/>
-                <w:sz w:val="20"/>
-              </w:rPr>
-              <w:t>1000Cert}</w:t>
+              <w:spacing w:before="120"/>
+              <w:ind w:left="57" w:right="57"/>
+              <w:rPr>
+                <w:rFonts w:eastAsia="Arial Unicode MS"/>
+                <w:color w:val="000080"/>
+                <w:sz w:val="20"/>
+              </w:rPr>
+            </w:pPr>
+            <w:r>
+              <w:rPr>
+                <w:rFonts w:eastAsia="Arial Unicode MS"/>
+                <w:color w:val="000080"/>
+                <w:sz w:val="20"/>
+              </w:rPr>
+              <w:t>{brm1000Cert}</w:t>
             </w:r>
           </w:p>
         </w:tc>
@@ -2526,7 +2329,7 @@
         </w:trPr>
         <w:tc>
           <w:tcPr>
-            <w:tcW w:w="0" w:type="auto"/>
+            <w:tcW w:w="1975" w:type="dxa"/>
             <w:tcBorders>
               <w:top w:val="single" w:sz="4" w:space="0" w:color="333333"/>
               <w:left w:val="single" w:sz="8" w:space="0" w:color="333333"/>
@@ -2546,7 +2349,7 @@
         </w:tc>
         <w:tc>
           <w:tcPr>
-            <w:tcW w:w="0" w:type="auto"/>
+            <w:tcW w:w="1410" w:type="dxa"/>
             <w:tcBorders>
               <w:top w:val="single" w:sz="4" w:space="0" w:color="333333"/>
               <w:left w:val="nil"/>
@@ -2567,8 +2370,6 @@
               <w:jc w:val="center"/>
               <w:rPr>
                 <w:rFonts w:eastAsia="Arial Unicode MS"/>
-                <w:b/>
-                <w:bCs/>
                 <w:color w:val="000080"/>
                 <w:sz w:val="24"/>
                 <w:szCs w:val="24"/>
@@ -2576,8 +2377,6 @@
             </w:pPr>
             <w:r>
               <w:rPr>
-                <w:b/>
-                <w:bCs/>
                 <w:color w:val="000080"/>
               </w:rPr>
               <w:t>1200</w:t>
@@ -2586,7 +2385,7 @@
         </w:tc>
         <w:tc>
           <w:tcPr>
-            <w:tcW w:w="1375" w:type="dxa"/>
+            <w:tcW w:w="1490" w:type="dxa"/>
             <w:tcBorders>
               <w:top w:val="single" w:sz="4" w:space="0" w:color="333333"/>
               <w:left w:val="nil"/>
@@ -2604,43 +2403,35 @@
           </w:tcPr>
           <w:p>
             <w:pPr>
-              <w:rPr>
-                <w:rFonts w:eastAsia="Arial Unicode MS"/>
-                <w:b/>
-                <w:bCs/>
-                <w:color w:val="000080"/>
-                <w:sz w:val="20"/>
-              </w:rPr>
-            </w:pPr>
-            <w:r>
-              <w:rPr>
-                <w:rFonts w:eastAsia="Arial Unicode MS"/>
-                <w:b/>
-                <w:bCs/>
+              <w:spacing w:before="120"/>
+              <w:ind w:left="57" w:right="57"/>
+              <w:rPr>
+                <w:rFonts w:eastAsia="Arial Unicode MS"/>
+                <w:color w:val="000080"/>
+                <w:sz w:val="20"/>
+              </w:rPr>
+            </w:pPr>
+            <w:r>
+              <w:rPr>
+                <w:rFonts w:eastAsia="Arial Unicode MS"/>
                 <w:color w:val="000080"/>
                 <w:sz w:val="20"/>
               </w:rPr>
               <w:t>{</w:t>
             </w:r>
             <w:proofErr w:type="spellStart"/>
-            <w:proofErr w:type="gramStart"/>
-            <w:r>
-              <w:rPr>
-                <w:rFonts w:eastAsia="Arial Unicode MS"/>
-                <w:b/>
-                <w:bCs/>
+            <w:r>
+              <w:rPr>
+                <w:rFonts w:eastAsia="Arial Unicode MS"/>
                 <w:color w:val="000080"/>
                 <w:sz w:val="20"/>
               </w:rPr>
               <w:t>pbpDate</w:t>
             </w:r>
             <w:proofErr w:type="spellEnd"/>
-            <w:proofErr w:type="gramEnd"/>
-            <w:r>
-              <w:rPr>
-                <w:rFonts w:eastAsia="Arial Unicode MS"/>
-                <w:b/>
-                <w:bCs/>
+            <w:r>
+              <w:rPr>
+                <w:rFonts w:eastAsia="Arial Unicode MS"/>
                 <w:color w:val="000080"/>
                 <w:sz w:val="20"/>
               </w:rPr>
@@ -2668,18 +2459,16 @@
           </w:tcPr>
           <w:p>
             <w:pPr>
-              <w:rPr>
-                <w:rFonts w:eastAsia="Arial Unicode MS"/>
-                <w:b/>
-                <w:bCs/>
-                <w:color w:val="000080"/>
-                <w:sz w:val="20"/>
-              </w:rPr>
-            </w:pPr>
-            <w:r>
-              <w:rPr>
-                <w:b/>
-                <w:bCs/>
+              <w:spacing w:before="120"/>
+              <w:ind w:left="57" w:right="57"/>
+              <w:rPr>
+                <w:rFonts w:eastAsia="Arial Unicode MS"/>
+                <w:color w:val="000080"/>
+                <w:sz w:val="20"/>
+              </w:rPr>
+            </w:pPr>
+            <w:r>
+              <w:rPr>
                 <w:color w:val="000080"/>
                 <w:sz w:val="20"/>
               </w:rPr>
@@ -2707,43 +2496,35 @@
           </w:tcPr>
           <w:p>
             <w:pPr>
-              <w:rPr>
-                <w:rFonts w:eastAsia="Arial Unicode MS"/>
-                <w:b/>
-                <w:bCs/>
-                <w:color w:val="000080"/>
-                <w:sz w:val="20"/>
-              </w:rPr>
-            </w:pPr>
-            <w:r>
-              <w:rPr>
-                <w:rFonts w:eastAsia="Arial Unicode MS"/>
-                <w:b/>
-                <w:bCs/>
+              <w:spacing w:before="120"/>
+              <w:ind w:left="57" w:right="57"/>
+              <w:rPr>
+                <w:rFonts w:eastAsia="Arial Unicode MS"/>
+                <w:color w:val="000080"/>
+                <w:sz w:val="20"/>
+              </w:rPr>
+            </w:pPr>
+            <w:r>
+              <w:rPr>
+                <w:rFonts w:eastAsia="Arial Unicode MS"/>
                 <w:color w:val="000080"/>
                 <w:sz w:val="20"/>
               </w:rPr>
               <w:t>{</w:t>
             </w:r>
             <w:proofErr w:type="spellStart"/>
-            <w:proofErr w:type="gramStart"/>
-            <w:r>
-              <w:rPr>
-                <w:rFonts w:eastAsia="Arial Unicode MS"/>
-                <w:b/>
-                <w:bCs/>
+            <w:r>
+              <w:rPr>
+                <w:rFonts w:eastAsia="Arial Unicode MS"/>
                 <w:color w:val="000080"/>
                 <w:sz w:val="20"/>
               </w:rPr>
               <w:t>pbpCert</w:t>
             </w:r>
             <w:proofErr w:type="spellEnd"/>
-            <w:proofErr w:type="gramEnd"/>
-            <w:r>
-              <w:rPr>
-                <w:rFonts w:eastAsia="Arial Unicode MS"/>
-                <w:b/>
-                <w:bCs/>
+            <w:r>
+              <w:rPr>
+                <w:rFonts w:eastAsia="Arial Unicode MS"/>
                 <w:color w:val="000080"/>
                 <w:sz w:val="20"/>
               </w:rPr>
@@ -2758,7 +2539,7 @@
         </w:trPr>
         <w:tc>
           <w:tcPr>
-            <w:tcW w:w="2300" w:type="dxa"/>
+            <w:tcW w:w="1975" w:type="dxa"/>
             <w:tcBorders>
               <w:top w:val="single" w:sz="8" w:space="0" w:color="333333"/>
               <w:left w:val="single" w:sz="8" w:space="0" w:color="333333"/>
@@ -2775,6 +2556,7 @@
           </w:tcPr>
           <w:p>
             <w:pPr>
+              <w:ind w:left="57" w:right="57"/>
               <w:jc w:val="center"/>
               <w:rPr>
                 <w:rFonts w:eastAsia="Arial Unicode MS"/>
@@ -2830,7 +2612,7 @@
         </w:tc>
         <w:tc>
           <w:tcPr>
-            <w:tcW w:w="0" w:type="auto"/>
+            <w:tcW w:w="1410" w:type="dxa"/>
             <w:tcBorders>
               <w:top w:val="single" w:sz="8" w:space="0" w:color="333333"/>
               <w:left w:val="nil"/>
@@ -2848,11 +2630,10 @@
           </w:tcPr>
           <w:p>
             <w:pPr>
+              <w:ind w:left="57" w:right="57"/>
               <w:jc w:val="center"/>
               <w:rPr>
                 <w:rFonts w:eastAsia="Arial Unicode MS"/>
-                <w:b/>
-                <w:bCs/>
                 <w:color w:val="000080"/>
                 <w:sz w:val="20"/>
                 <w:lang w:val="en-GB"/>
@@ -2862,7 +2643,7 @@
         </w:tc>
         <w:tc>
           <w:tcPr>
-            <w:tcW w:w="1375" w:type="dxa"/>
+            <w:tcW w:w="1490" w:type="dxa"/>
             <w:tcBorders>
               <w:top w:val="single" w:sz="8" w:space="0" w:color="333333"/>
               <w:left w:val="nil"/>
@@ -2880,10 +2661,9 @@
           </w:tcPr>
           <w:p>
             <w:pPr>
-              <w:rPr>
-                <w:rFonts w:eastAsia="Arial Unicode MS"/>
-                <w:b/>
-                <w:bCs/>
+              <w:ind w:left="57" w:right="57"/>
+              <w:rPr>
+                <w:rFonts w:eastAsia="Arial Unicode MS"/>
                 <w:color w:val="000080"/>
                 <w:sz w:val="20"/>
                 <w:lang w:val="en-GB"/>
@@ -2892,8 +2672,6 @@
             <w:r>
               <w:rPr>
                 <w:rFonts w:eastAsia="Arial Unicode MS"/>
-                <w:b/>
-                <w:bCs/>
                 <w:color w:val="000080"/>
                 <w:sz w:val="20"/>
                 <w:lang w:val="en-GB"/>
@@ -2904,8 +2682,6 @@
             <w:r>
               <w:rPr>
                 <w:rFonts w:eastAsia="Arial Unicode MS"/>
-                <w:b/>
-                <w:bCs/>
                 <w:color w:val="000080"/>
                 <w:sz w:val="20"/>
                 <w:lang w:val="en-GB"/>
@@ -2916,8 +2692,6 @@
             <w:r>
               <w:rPr>
                 <w:rFonts w:eastAsia="Arial Unicode MS"/>
-                <w:b/>
-                <w:bCs/>
                 <w:color w:val="000080"/>
                 <w:sz w:val="20"/>
                 <w:lang w:val="en-GB"/>
@@ -2946,10 +2720,9 @@
           </w:tcPr>
           <w:p>
             <w:pPr>
-              <w:rPr>
-                <w:rFonts w:eastAsia="Arial Unicode MS"/>
-                <w:b/>
-                <w:bCs/>
+              <w:ind w:left="57" w:right="57"/>
+              <w:rPr>
+                <w:rFonts w:eastAsia="Arial Unicode MS"/>
                 <w:color w:val="000080"/>
                 <w:sz w:val="20"/>
                 <w:lang w:val="en-GB"/>
@@ -2958,8 +2731,6 @@
             <w:r>
               <w:rPr>
                 <w:rFonts w:eastAsia="Arial Unicode MS"/>
-                <w:b/>
-                <w:bCs/>
                 <w:color w:val="000080"/>
                 <w:sz w:val="20"/>
                 <w:lang w:val="en-GB"/>
@@ -2970,8 +2741,6 @@
             <w:r>
               <w:rPr>
                 <w:rFonts w:eastAsia="Arial Unicode MS"/>
-                <w:b/>
-                <w:bCs/>
                 <w:color w:val="000080"/>
                 <w:sz w:val="20"/>
                 <w:lang w:val="en-GB"/>
@@ -2982,8 +2751,6 @@
             <w:r>
               <w:rPr>
                 <w:rFonts w:eastAsia="Arial Unicode MS"/>
-                <w:b/>
-                <w:bCs/>
                 <w:color w:val="000080"/>
                 <w:sz w:val="20"/>
                 <w:lang w:val="en-GB"/>
@@ -3012,10 +2779,9 @@
           </w:tcPr>
           <w:p>
             <w:pPr>
-              <w:rPr>
-                <w:rFonts w:eastAsia="Arial Unicode MS"/>
-                <w:b/>
-                <w:bCs/>
+              <w:ind w:left="57" w:right="57"/>
+              <w:rPr>
+                <w:rFonts w:eastAsia="Arial Unicode MS"/>
                 <w:color w:val="000080"/>
                 <w:sz w:val="20"/>
                 <w:lang w:val="en-GB"/>
@@ -3024,8 +2790,6 @@
             <w:r>
               <w:rPr>
                 <w:rFonts w:eastAsia="Arial Unicode MS"/>
-                <w:b/>
-                <w:bCs/>
                 <w:color w:val="000080"/>
                 <w:sz w:val="20"/>
                 <w:lang w:val="en-GB"/>
@@ -3036,8 +2800,6 @@
             <w:r>
               <w:rPr>
                 <w:rFonts w:eastAsia="Arial Unicode MS"/>
-                <w:b/>
-                <w:bCs/>
                 <w:color w:val="000080"/>
                 <w:sz w:val="20"/>
                 <w:lang w:val="en-GB"/>
@@ -3048,8 +2810,6 @@
             <w:r>
               <w:rPr>
                 <w:rFonts w:eastAsia="Arial Unicode MS"/>
-                <w:b/>
-                <w:bCs/>
                 <w:color w:val="000080"/>
                 <w:sz w:val="20"/>
                 <w:lang w:val="en-GB"/>
@@ -3081,72 +2841,37 @@
         </w:rPr>
         <w:t xml:space="preserve">Balance of Required </w:t>
       </w:r>
-      <w:proofErr w:type="spellStart"/>
-      <w:r>
-        <w:rPr>
-          <w:lang w:val="en-GB"/>
-        </w:rPr>
-        <w:t>Kilometers</w:t>
-      </w:r>
-      <w:proofErr w:type="spellEnd"/>
-    </w:p>
-    <w:p>
-      <w:pPr>
-        <w:rPr>
-          <w:lang w:val="en-GB"/>
-        </w:rPr>
-      </w:pPr>
+      <w:r>
+        <w:rPr>
+          <w:lang w:val="en-GB"/>
+        </w:rPr>
+        <w:t>Kilometres</w:t>
+      </w:r>
     </w:p>
     <w:tbl>
       <w:tblPr>
-        <w:tblW w:w="11456" w:type="dxa"/>
-        <w:tblBorders>
-          <w:top w:val="single" w:sz="4" w:space="0" w:color="333333"/>
-          <w:left w:val="single" w:sz="4" w:space="0" w:color="333333"/>
-          <w:bottom w:val="single" w:sz="4" w:space="0" w:color="333333"/>
-          <w:right w:val="single" w:sz="4" w:space="0" w:color="333333"/>
-          <w:insideH w:val="single" w:sz="2" w:space="0" w:color="333333"/>
-          <w:insideV w:val="single" w:sz="2" w:space="0" w:color="333333"/>
-        </w:tblBorders>
-        <w:tblCellMar>
-          <w:left w:w="0" w:type="dxa"/>
-          <w:right w:w="0" w:type="dxa"/>
-        </w:tblCellMar>
-        <w:tblLook w:val="0000" w:firstRow="0" w:lastRow="0" w:firstColumn="0" w:lastColumn="0" w:noHBand="0" w:noVBand="0"/>
+        <w:tblStyle w:val="TableGrid"/>
+        <w:tblW w:w="10768" w:type="dxa"/>
+        <w:tblLayout w:type="fixed"/>
+        <w:tblLook w:val="04A0" w:firstRow="1" w:lastRow="0" w:firstColumn="1" w:lastColumn="0" w:noHBand="0" w:noVBand="1"/>
       </w:tblPr>
       <w:tblGrid>
-        <w:gridCol w:w="1319"/>
-        <w:gridCol w:w="2572"/>
-        <w:gridCol w:w="1551"/>
-        <w:gridCol w:w="2667"/>
-        <w:gridCol w:w="3347"/>
+        <w:gridCol w:w="1924"/>
+        <w:gridCol w:w="1473"/>
+        <w:gridCol w:w="1418"/>
+        <w:gridCol w:w="3969"/>
+        <w:gridCol w:w="1984"/>
       </w:tblGrid>
       <w:tr>
-        <w:trPr>
-          <w:trHeight w:val="510"/>
-        </w:trPr>
-        <w:tc>
-          <w:tcPr>
-            <w:tcW w:w="1319" w:type="dxa"/>
-            <w:tcBorders>
-              <w:top w:val="single" w:sz="8" w:space="0" w:color="333333"/>
-              <w:left w:val="single" w:sz="8" w:space="0" w:color="333333"/>
-              <w:bottom w:val="single" w:sz="8" w:space="0" w:color="333333"/>
-              <w:right w:val="single" w:sz="4" w:space="0" w:color="333333"/>
-            </w:tcBorders>
-            <w:tcMar>
-              <w:top w:w="15" w:type="dxa"/>
-              <w:left w:w="15" w:type="dxa"/>
-              <w:bottom w:w="0" w:type="dxa"/>
-              <w:right w:w="15" w:type="dxa"/>
-            </w:tcMar>
+        <w:tc>
+          <w:tcPr>
+            <w:tcW w:w="1924" w:type="dxa"/>
             <w:vAlign w:val="center"/>
           </w:tcPr>
           <w:p>
             <w:pPr>
               <w:jc w:val="center"/>
               <w:rPr>
-                <w:rFonts w:eastAsia="Arial Unicode MS"/>
                 <w:b/>
                 <w:bCs/>
                 <w:color w:val="000080"/>
@@ -3154,44 +2879,35 @@
                 <w:lang w:val="en-GB"/>
               </w:rPr>
             </w:pPr>
-            <w:r>
-              <w:rPr>
-                <w:b/>
-                <w:bCs/>
-                <w:color w:val="000080"/>
-                <w:sz w:val="20"/>
+          </w:p>
+          <w:p>
+            <w:pPr>
+              <w:jc w:val="center"/>
+              <w:rPr>
                 <w:lang w:val="en-GB"/>
               </w:rPr>
+            </w:pPr>
+            <w:r>
+              <w:rPr>
+                <w:b/>
+                <w:bCs/>
+                <w:color w:val="000080"/>
+                <w:sz w:val="20"/>
+                <w:lang w:val="en-GB"/>
+              </w:rPr>
               <w:t>Events</w:t>
             </w:r>
           </w:p>
         </w:tc>
         <w:tc>
           <w:tcPr>
-            <w:tcW w:w="2572" w:type="dxa"/>
-            <w:tcBorders>
-              <w:top w:val="single" w:sz="8" w:space="0" w:color="333333"/>
-              <w:left w:val="single" w:sz="4" w:space="0" w:color="333333"/>
-              <w:bottom w:val="single" w:sz="8" w:space="0" w:color="333333"/>
-              <w:right w:val="single" w:sz="4" w:space="0" w:color="333333"/>
-            </w:tcBorders>
-            <w:tcMar>
-              <w:top w:w="15" w:type="dxa"/>
-              <w:left w:w="15" w:type="dxa"/>
-              <w:bottom w:w="0" w:type="dxa"/>
-              <w:right w:w="15" w:type="dxa"/>
-            </w:tcMar>
+            <w:tcW w:w="1473" w:type="dxa"/>
             <w:vAlign w:val="center"/>
           </w:tcPr>
           <w:p>
             <w:pPr>
               <w:jc w:val="center"/>
               <w:rPr>
-                <w:rFonts w:eastAsia="Arial Unicode MS"/>
-                <w:b/>
-                <w:bCs/>
-                <w:color w:val="000080"/>
-                <w:sz w:val="20"/>
                 <w:lang w:val="en-GB"/>
               </w:rPr>
             </w:pPr>
@@ -3209,30 +2925,13 @@
         </w:tc>
         <w:tc>
           <w:tcPr>
-            <w:tcW w:w="1551" w:type="dxa"/>
-            <w:tcBorders>
-              <w:top w:val="single" w:sz="8" w:space="0" w:color="333333"/>
-              <w:left w:val="single" w:sz="4" w:space="0" w:color="333333"/>
-              <w:bottom w:val="single" w:sz="8" w:space="0" w:color="333333"/>
-              <w:right w:val="single" w:sz="4" w:space="0" w:color="333333"/>
-            </w:tcBorders>
-            <w:tcMar>
-              <w:top w:w="15" w:type="dxa"/>
-              <w:left w:w="15" w:type="dxa"/>
-              <w:bottom w:w="0" w:type="dxa"/>
-              <w:right w:w="15" w:type="dxa"/>
-            </w:tcMar>
+            <w:tcW w:w="1418" w:type="dxa"/>
             <w:vAlign w:val="center"/>
           </w:tcPr>
           <w:p>
             <w:pPr>
               <w:jc w:val="center"/>
               <w:rPr>
-                <w:rFonts w:eastAsia="Arial Unicode MS"/>
-                <w:b/>
-                <w:bCs/>
-                <w:color w:val="000080"/>
-                <w:sz w:val="20"/>
                 <w:lang w:val="en-GB"/>
               </w:rPr>
             </w:pPr>
@@ -3250,26 +2949,13 @@
         </w:tc>
         <w:tc>
           <w:tcPr>
-            <w:tcW w:w="2667" w:type="dxa"/>
-            <w:tcBorders>
-              <w:top w:val="single" w:sz="8" w:space="0" w:color="333333"/>
-              <w:left w:val="single" w:sz="4" w:space="0" w:color="333333"/>
-              <w:bottom w:val="single" w:sz="8" w:space="0" w:color="333333"/>
-              <w:right w:val="single" w:sz="4" w:space="0" w:color="333333"/>
-            </w:tcBorders>
-            <w:tcMar>
-              <w:top w:w="15" w:type="dxa"/>
-              <w:left w:w="15" w:type="dxa"/>
-              <w:bottom w:w="0" w:type="dxa"/>
-              <w:right w:w="15" w:type="dxa"/>
-            </w:tcMar>
+            <w:tcW w:w="3969" w:type="dxa"/>
             <w:vAlign w:val="center"/>
           </w:tcPr>
           <w:p>
             <w:pPr>
               <w:jc w:val="center"/>
               <w:rPr>
-                <w:rFonts w:eastAsia="Arial Unicode MS"/>
                 <w:b/>
                 <w:bCs/>
                 <w:color w:val="000080"/>
@@ -3296,47 +2982,60 @@
                 <w:lang w:val="en-GB"/>
               </w:rPr>
               <w:br/>
-              <w:t>or Name of Event</w:t>
-            </w:r>
-          </w:p>
-        </w:tc>
-        <w:tc>
-          <w:tcPr>
-            <w:tcW w:w="3347" w:type="dxa"/>
-            <w:tcBorders>
-              <w:top w:val="single" w:sz="8" w:space="0" w:color="333333"/>
-              <w:left w:val="single" w:sz="4" w:space="0" w:color="333333"/>
-              <w:bottom w:val="single" w:sz="8" w:space="0" w:color="333333"/>
-              <w:right w:val="single" w:sz="8" w:space="0" w:color="333333"/>
-            </w:tcBorders>
-            <w:tcMar>
-              <w:top w:w="15" w:type="dxa"/>
-              <w:left w:w="15" w:type="dxa"/>
-              <w:bottom w:w="0" w:type="dxa"/>
-              <w:right w:w="15" w:type="dxa"/>
-            </w:tcMar>
-            <w:vAlign w:val="center"/>
-          </w:tcPr>
+              <w:t>or</w:t>
+            </w:r>
+          </w:p>
           <w:p>
             <w:pPr>
               <w:jc w:val="center"/>
               <w:rPr>
-                <w:rFonts w:eastAsia="Arial Unicode MS"/>
-                <w:b/>
-                <w:bCs/>
-                <w:color w:val="000080"/>
-                <w:sz w:val="20"/>
-              </w:rPr>
-            </w:pPr>
-            <w:r>
-              <w:rPr>
-                <w:b/>
-                <w:bCs/>
-                <w:color w:val="000080"/>
-                <w:sz w:val="20"/>
-              </w:rPr>
-              <w:t xml:space="preserve">Certification </w:t>
-            </w:r>
+                <w:lang w:val="en-GB"/>
+              </w:rPr>
+            </w:pPr>
+            <w:r>
+              <w:rPr>
+                <w:b/>
+                <w:bCs/>
+                <w:color w:val="000080"/>
+                <w:sz w:val="20"/>
+                <w:lang w:val="en-GB"/>
+              </w:rPr>
+              <w:t>Name of Event</w:t>
+            </w:r>
+          </w:p>
+        </w:tc>
+        <w:tc>
+          <w:tcPr>
+            <w:tcW w:w="1984" w:type="dxa"/>
+            <w:vAlign w:val="center"/>
+          </w:tcPr>
+          <w:p>
+            <w:pPr>
+              <w:jc w:val="center"/>
+              <w:rPr>
+                <w:b/>
+                <w:bCs/>
+                <w:color w:val="000080"/>
+                <w:sz w:val="20"/>
+              </w:rPr>
+            </w:pPr>
+            <w:r>
+              <w:rPr>
+                <w:b/>
+                <w:bCs/>
+                <w:color w:val="000080"/>
+                <w:sz w:val="20"/>
+              </w:rPr>
+              <w:t>Certification</w:t>
+            </w:r>
+          </w:p>
+          <w:p>
+            <w:pPr>
+              <w:jc w:val="center"/>
+              <w:rPr>
+                <w:lang w:val="en-GB"/>
+              </w:rPr>
+            </w:pPr>
             <w:proofErr w:type="spellStart"/>
             <w:r>
               <w:rPr>
@@ -3352,35 +3051,15 @@
         </w:tc>
       </w:tr>
       <w:tr>
-        <w:trPr>
-          <w:cantSplit/>
-          <w:trHeight w:val="315"/>
-        </w:trPr>
-        <w:tc>
-          <w:tcPr>
-            <w:tcW w:w="1319" w:type="dxa"/>
-            <w:tcBorders>
-              <w:top w:val="single" w:sz="8" w:space="0" w:color="333333"/>
-              <w:left w:val="single" w:sz="8" w:space="0" w:color="333333"/>
-              <w:right w:val="single" w:sz="4" w:space="0" w:color="333333"/>
-            </w:tcBorders>
-            <w:tcMar>
-              <w:top w:w="15" w:type="dxa"/>
-              <w:left w:w="15" w:type="dxa"/>
-              <w:bottom w:w="0" w:type="dxa"/>
-              <w:right w:w="15" w:type="dxa"/>
-            </w:tcMar>
-            <w:vAlign w:val="center"/>
-          </w:tcPr>
-          <w:p>
-            <w:pPr>
-              <w:jc w:val="center"/>
-              <w:rPr>
-                <w:rFonts w:eastAsia="Arial Unicode MS"/>
-                <w:b/>
-                <w:bCs/>
-                <w:color w:val="000080"/>
-                <w:sz w:val="20"/>
+        <w:tc>
+          <w:tcPr>
+            <w:tcW w:w="1924" w:type="dxa"/>
+            <w:vAlign w:val="center"/>
+          </w:tcPr>
+          <w:p>
+            <w:pPr>
+              <w:rPr>
+                <w:lang w:val="en-GB"/>
               </w:rPr>
             </w:pPr>
             <w:r>
@@ -3416,132 +3095,78 @@
         </w:tc>
         <w:tc>
           <w:tcPr>
-            <w:tcW w:w="2572" w:type="dxa"/>
-            <w:tcBorders>
-              <w:top w:val="single" w:sz="8" w:space="0" w:color="333333"/>
-              <w:left w:val="single" w:sz="4" w:space="0" w:color="333333"/>
-              <w:bottom w:val="single" w:sz="4" w:space="0" w:color="333333"/>
-              <w:right w:val="single" w:sz="4" w:space="0" w:color="333333"/>
-            </w:tcBorders>
-            <w:noWrap/>
-            <w:tcMar>
-              <w:top w:w="15" w:type="dxa"/>
-              <w:left w:w="15" w:type="dxa"/>
-              <w:bottom w:w="0" w:type="dxa"/>
-              <w:right w:w="15" w:type="dxa"/>
-            </w:tcMar>
-            <w:vAlign w:val="center"/>
-          </w:tcPr>
-          <w:p>
-            <w:pPr>
-              <w:jc w:val="center"/>
-              <w:rPr>
-                <w:rFonts w:eastAsia="Arial Unicode MS"/>
-                <w:b/>
-                <w:bCs/>
+            <w:tcW w:w="1473" w:type="dxa"/>
+            <w:vAlign w:val="center"/>
+          </w:tcPr>
+          <w:p>
+            <w:pPr>
+              <w:rPr>
+                <w:lang w:val="en-GB"/>
+              </w:rPr>
+            </w:pPr>
+            <w:r>
+              <w:rPr>
+                <w:rFonts w:eastAsia="Arial Unicode MS"/>
                 <w:color w:val="000080"/>
                 <w:szCs w:val="18"/>
               </w:rPr>
-            </w:pPr>
-            <w:r>
-              <w:rPr>
-                <w:rFonts w:eastAsia="Arial Unicode MS"/>
-                <w:b/>
-                <w:bCs/>
-                <w:color w:val="000080"/>
-                <w:szCs w:val="18"/>
-              </w:rPr>
-              <w:t>{#</w:t>
-            </w:r>
-            <w:proofErr w:type="gramStart"/>
-            <w:r>
-              <w:rPr>
-                <w:rFonts w:eastAsia="Arial Unicode MS"/>
-                <w:b/>
-                <w:bCs/>
-                <w:color w:val="000080"/>
-                <w:szCs w:val="18"/>
-              </w:rPr>
-              <w:t>brm</w:t>
-            </w:r>
-            <w:r>
-              <w:rPr>
-                <w:rFonts w:eastAsia="Arial Unicode MS"/>
-                <w:b/>
-                <w:bCs/>
-                <w:color w:val="000080"/>
-                <w:szCs w:val="18"/>
-              </w:rPr>
-              <w:t>Rides}{</w:t>
-            </w:r>
-            <w:proofErr w:type="gramEnd"/>
-            <w:r>
-              <w:rPr>
-                <w:rFonts w:eastAsia="Arial Unicode MS"/>
-                <w:b/>
-                <w:bCs/>
-                <w:color w:val="000080"/>
-                <w:szCs w:val="18"/>
-              </w:rPr>
-              <w:t>distance}</w:t>
-            </w:r>
-          </w:p>
-        </w:tc>
-        <w:tc>
-          <w:tcPr>
-            <w:tcW w:w="1551" w:type="dxa"/>
-            <w:tcBorders>
-              <w:top w:val="single" w:sz="8" w:space="0" w:color="333333"/>
-              <w:left w:val="single" w:sz="4" w:space="0" w:color="333333"/>
-              <w:bottom w:val="single" w:sz="4" w:space="0" w:color="333333"/>
-              <w:right w:val="single" w:sz="4" w:space="0" w:color="333333"/>
-            </w:tcBorders>
-            <w:noWrap/>
-            <w:tcMar>
-              <w:top w:w="15" w:type="dxa"/>
-              <w:left w:w="15" w:type="dxa"/>
-              <w:bottom w:w="0" w:type="dxa"/>
-              <w:right w:w="15" w:type="dxa"/>
-            </w:tcMar>
-            <w:vAlign w:val="center"/>
-          </w:tcPr>
-          <w:p>
-            <w:pPr>
-              <w:rPr>
-                <w:rFonts w:eastAsia="Arial Unicode MS"/>
-                <w:b/>
-                <w:bCs/>
-                <w:color w:val="000080"/>
-                <w:sz w:val="20"/>
-              </w:rPr>
-            </w:pPr>
-            <w:r>
-              <w:rPr>
-                <w:rFonts w:eastAsia="Arial Unicode MS"/>
-                <w:b/>
-                <w:bCs/>
+              <w:t>{#brmRides}{distance}</w:t>
+            </w:r>
+          </w:p>
+        </w:tc>
+        <w:tc>
+          <w:tcPr>
+            <w:tcW w:w="1418" w:type="dxa"/>
+            <w:vAlign w:val="center"/>
+          </w:tcPr>
+          <w:p>
+            <w:pPr>
+              <w:rPr>
+                <w:lang w:val="en-GB"/>
+              </w:rPr>
+            </w:pPr>
+            <w:r>
+              <w:rPr>
+                <w:rFonts w:eastAsia="Arial Unicode MS"/>
+                <w:color w:val="000080"/>
+                <w:sz w:val="20"/>
+              </w:rPr>
+              <w:t>{date}</w:t>
+            </w:r>
+          </w:p>
+        </w:tc>
+        <w:tc>
+          <w:tcPr>
+            <w:tcW w:w="3969" w:type="dxa"/>
+            <w:vAlign w:val="center"/>
+          </w:tcPr>
+          <w:p>
+            <w:pPr>
+              <w:rPr>
+                <w:lang w:val="en-GB"/>
+              </w:rPr>
+            </w:pPr>
+            <w:r>
+              <w:rPr>
+                <w:rFonts w:eastAsia="Arial Unicode MS"/>
                 <w:color w:val="000080"/>
                 <w:sz w:val="20"/>
               </w:rPr>
               <w:t>{</w:t>
             </w:r>
-            <w:proofErr w:type="gramStart"/>
-            <w:r>
-              <w:rPr>
-                <w:rFonts w:eastAsia="Arial Unicode MS"/>
-                <w:b/>
-                <w:bCs/>
-                <w:color w:val="000080"/>
-                <w:sz w:val="20"/>
-              </w:rPr>
-              <w:t>date</w:t>
-            </w:r>
-            <w:proofErr w:type="gramEnd"/>
-            <w:r>
-              <w:rPr>
-                <w:rFonts w:eastAsia="Arial Unicode MS"/>
-                <w:b/>
-                <w:bCs/>
+            <w:proofErr w:type="spellStart"/>
+            <w:r>
+              <w:rPr>
+                <w:rFonts w:eastAsia="Arial Unicode MS"/>
+                <w:color w:val="000080"/>
+                <w:sz w:val="20"/>
+              </w:rPr>
+              <w:t>name</w:t>
+            </w:r>
+            <w:proofErr w:type="spellEnd"/>
+            <w:r>
+              <w:rPr>
+                <w:rFonts w:eastAsia="Arial Unicode MS"/>
                 <w:color w:val="000080"/>
                 <w:sz w:val="20"/>
               </w:rPr>
@@ -3551,155 +3176,36 @@
         </w:tc>
         <w:tc>
           <w:tcPr>
-            <w:tcW w:w="2667" w:type="dxa"/>
-            <w:tcBorders>
-              <w:top w:val="single" w:sz="8" w:space="0" w:color="333333"/>
-              <w:left w:val="single" w:sz="4" w:space="0" w:color="333333"/>
-              <w:bottom w:val="single" w:sz="4" w:space="0" w:color="333333"/>
-              <w:right w:val="single" w:sz="4" w:space="0" w:color="333333"/>
-            </w:tcBorders>
-            <w:noWrap/>
-            <w:tcMar>
-              <w:top w:w="15" w:type="dxa"/>
-              <w:left w:w="15" w:type="dxa"/>
-              <w:bottom w:w="0" w:type="dxa"/>
-              <w:right w:w="15" w:type="dxa"/>
-            </w:tcMar>
-            <w:vAlign w:val="center"/>
-          </w:tcPr>
-          <w:p>
-            <w:pPr>
-              <w:rPr>
-                <w:rFonts w:eastAsia="Arial Unicode MS"/>
-                <w:b/>
-                <w:bCs/>
-                <w:color w:val="000080"/>
-                <w:sz w:val="20"/>
-              </w:rPr>
-            </w:pPr>
-            <w:r>
-              <w:rPr>
-                <w:rFonts w:eastAsia="Arial Unicode MS"/>
-                <w:b/>
-                <w:bCs/>
-                <w:color w:val="000080"/>
-                <w:sz w:val="20"/>
-              </w:rPr>
-              <w:t>{</w:t>
+            <w:tcW w:w="1984" w:type="dxa"/>
+            <w:vAlign w:val="center"/>
+          </w:tcPr>
+          <w:p>
+            <w:pPr>
+              <w:rPr>
+                <w:lang w:val="en-GB"/>
+              </w:rPr>
+            </w:pPr>
+            <w:r>
+              <w:rPr>
+                <w:rFonts w:eastAsia="Arial Unicode MS"/>
+                <w:color w:val="000080"/>
+                <w:sz w:val="20"/>
+              </w:rPr>
+              <w:t>{cert}{/</w:t>
             </w:r>
             <w:proofErr w:type="spellStart"/>
-            <w:proofErr w:type="gramStart"/>
-            <w:r>
-              <w:rPr>
-                <w:rFonts w:eastAsia="Arial Unicode MS"/>
-                <w:b/>
-                <w:bCs/>
-                <w:color w:val="000080"/>
-                <w:sz w:val="20"/>
-              </w:rPr>
-              <w:t>name</w:t>
+            <w:r>
+              <w:rPr>
+                <w:rFonts w:eastAsia="Arial Unicode MS"/>
+                <w:color w:val="000080"/>
+                <w:sz w:val="20"/>
+              </w:rPr>
+              <w:t>brmRides</w:t>
             </w:r>
             <w:proofErr w:type="spellEnd"/>
-            <w:proofErr w:type="gramEnd"/>
-            <w:r>
-              <w:rPr>
-                <w:rFonts w:eastAsia="Arial Unicode MS"/>
-                <w:b/>
-                <w:bCs/>
-                <w:color w:val="000080"/>
-                <w:sz w:val="20"/>
-              </w:rPr>
-              <w:t>}</w:t>
-            </w:r>
-          </w:p>
-        </w:tc>
-        <w:tc>
-          <w:tcPr>
-            <w:tcW w:w="3347" w:type="dxa"/>
-            <w:tcBorders>
-              <w:top w:val="single" w:sz="8" w:space="0" w:color="333333"/>
-              <w:left w:val="single" w:sz="4" w:space="0" w:color="333333"/>
-              <w:bottom w:val="single" w:sz="4" w:space="0" w:color="333333"/>
-              <w:right w:val="single" w:sz="8" w:space="0" w:color="333333"/>
-            </w:tcBorders>
-            <w:noWrap/>
-            <w:tcMar>
-              <w:top w:w="15" w:type="dxa"/>
-              <w:left w:w="15" w:type="dxa"/>
-              <w:bottom w:w="0" w:type="dxa"/>
-              <w:right w:w="15" w:type="dxa"/>
-            </w:tcMar>
-            <w:vAlign w:val="center"/>
-          </w:tcPr>
-          <w:p>
-            <w:pPr>
-              <w:rPr>
-                <w:rFonts w:eastAsia="Arial Unicode MS"/>
-                <w:b/>
-                <w:bCs/>
-                <w:color w:val="000080"/>
-                <w:sz w:val="20"/>
-              </w:rPr>
-            </w:pPr>
-            <w:r>
-              <w:rPr>
-                <w:rFonts w:eastAsia="Arial Unicode MS"/>
-                <w:b/>
-                <w:bCs/>
-                <w:color w:val="000080"/>
-                <w:sz w:val="20"/>
-              </w:rPr>
-              <w:t>{</w:t>
-            </w:r>
-            <w:proofErr w:type="gramStart"/>
-            <w:r>
-              <w:rPr>
-                <w:rFonts w:eastAsia="Arial Unicode MS"/>
-                <w:b/>
-                <w:bCs/>
-                <w:color w:val="000080"/>
-                <w:sz w:val="20"/>
-              </w:rPr>
-              <w:t>cert</w:t>
-            </w:r>
-            <w:proofErr w:type="gramEnd"/>
-            <w:r>
-              <w:rPr>
-                <w:rFonts w:eastAsia="Arial Unicode MS"/>
-                <w:b/>
-                <w:bCs/>
-                <w:color w:val="000080"/>
-                <w:sz w:val="20"/>
-              </w:rPr>
-              <w:t>}{/</w:t>
-            </w:r>
-            <w:proofErr w:type="spellStart"/>
-            <w:r>
-              <w:rPr>
-                <w:rFonts w:eastAsia="Arial Unicode MS"/>
-                <w:b/>
-                <w:bCs/>
-                <w:color w:val="000080"/>
-                <w:sz w:val="20"/>
-              </w:rPr>
-              <w:t>brm</w:t>
-            </w:r>
-            <w:r>
-              <w:rPr>
-                <w:rFonts w:eastAsia="Arial Unicode MS"/>
-                <w:b/>
-                <w:bCs/>
-                <w:color w:val="000080"/>
-                <w:sz w:val="20"/>
-              </w:rPr>
-              <w:t>Rides</w:t>
-            </w:r>
-            <w:proofErr w:type="spellEnd"/>
-            <w:r>
-              <w:rPr>
-                <w:rFonts w:eastAsia="Arial Unicode MS"/>
-                <w:b/>
-                <w:bCs/>
+            <w:r>
+              <w:rPr>
+                <w:rFonts w:eastAsia="Arial Unicode MS"/>
                 <w:color w:val="000080"/>
                 <w:sz w:val="20"/>
               </w:rPr>
@@ -3709,32 +3215,14 @@
         </w:tc>
       </w:tr>
       <w:tr>
-        <w:trPr>
-          <w:cantSplit/>
-          <w:trHeight w:val="315"/>
-        </w:trPr>
-        <w:tc>
-          <w:tcPr>
-            <w:tcW w:w="1319" w:type="dxa"/>
-            <w:tcBorders>
-              <w:top w:val="single" w:sz="8" w:space="0" w:color="333333"/>
-              <w:left w:val="single" w:sz="8" w:space="0" w:color="333333"/>
-              <w:bottom w:val="single" w:sz="4" w:space="0" w:color="333333"/>
-              <w:right w:val="single" w:sz="4" w:space="0" w:color="333333"/>
-            </w:tcBorders>
-            <w:tcMar>
-              <w:top w:w="15" w:type="dxa"/>
-              <w:left w:w="15" w:type="dxa"/>
-              <w:bottom w:w="0" w:type="dxa"/>
-              <w:right w:w="15" w:type="dxa"/>
-            </w:tcMar>
-            <w:vAlign w:val="center"/>
-          </w:tcPr>
-          <w:p>
-            <w:pPr>
-              <w:jc w:val="center"/>
-              <w:rPr>
-                <w:rFonts w:eastAsia="Arial Unicode MS"/>
+        <w:tc>
+          <w:tcPr>
+            <w:tcW w:w="1924" w:type="dxa"/>
+            <w:vAlign w:val="center"/>
+          </w:tcPr>
+          <w:p>
+            <w:pPr>
+              <w:rPr>
                 <w:b/>
                 <w:bCs/>
                 <w:color w:val="000080"/>
@@ -3755,29 +3243,13 @@
         </w:tc>
         <w:tc>
           <w:tcPr>
-            <w:tcW w:w="2572" w:type="dxa"/>
-            <w:tcBorders>
-              <w:top w:val="single" w:sz="8" w:space="0" w:color="333333"/>
-              <w:left w:val="single" w:sz="4" w:space="0" w:color="333333"/>
-              <w:bottom w:val="single" w:sz="4" w:space="0" w:color="333333"/>
-              <w:right w:val="single" w:sz="4" w:space="0" w:color="333333"/>
-            </w:tcBorders>
-            <w:noWrap/>
-            <w:tcMar>
-              <w:top w:w="15" w:type="dxa"/>
-              <w:left w:w="15" w:type="dxa"/>
-              <w:bottom w:w="0" w:type="dxa"/>
-              <w:right w:w="15" w:type="dxa"/>
-            </w:tcMar>
-            <w:vAlign w:val="center"/>
-          </w:tcPr>
-          <w:p>
-            <w:pPr>
-              <w:jc w:val="center"/>
-              <w:rPr>
-                <w:rFonts w:eastAsia="Arial Unicode MS"/>
-                <w:b/>
-                <w:bCs/>
+            <w:tcW w:w="1473" w:type="dxa"/>
+            <w:vAlign w:val="center"/>
+          </w:tcPr>
+          <w:p>
+            <w:pPr>
+              <w:rPr>
+                <w:rFonts w:eastAsia="Arial Unicode MS"/>
                 <w:color w:val="000080"/>
                 <w:szCs w:val="18"/>
               </w:rPr>
@@ -3785,124 +3257,69 @@
             <w:r>
               <w:rPr>
                 <w:rFonts w:eastAsia="Arial Unicode MS"/>
-                <w:b/>
-                <w:bCs/>
                 <w:color w:val="000080"/>
                 <w:szCs w:val="18"/>
               </w:rPr>
-              <w:t>{#</w:t>
-            </w:r>
-            <w:r>
-              <w:rPr>
-                <w:rFonts w:eastAsia="Arial Unicode MS"/>
-                <w:b/>
-                <w:bCs/>
-                <w:color w:val="000080"/>
-                <w:szCs w:val="18"/>
-              </w:rPr>
-              <w:t>brevet</w:t>
-            </w:r>
-            <w:r>
-              <w:rPr>
-                <w:rFonts w:eastAsia="Arial Unicode MS"/>
-                <w:b/>
-                <w:bCs/>
-                <w:color w:val="000080"/>
-                <w:szCs w:val="18"/>
-              </w:rPr>
-              <w:t>1200</w:t>
-            </w:r>
-            <w:proofErr w:type="gramStart"/>
-            <w:r>
-              <w:rPr>
-                <w:rFonts w:eastAsia="Arial Unicode MS"/>
-                <w:b/>
-                <w:bCs/>
-                <w:color w:val="000080"/>
-                <w:szCs w:val="18"/>
-              </w:rPr>
-              <w:t>Rides</w:t>
-            </w:r>
-            <w:r>
-              <w:rPr>
-                <w:rFonts w:eastAsia="Arial Unicode MS"/>
-                <w:b/>
-                <w:bCs/>
-                <w:color w:val="000080"/>
-                <w:szCs w:val="18"/>
-              </w:rPr>
-              <w:t>}{</w:t>
-            </w:r>
-            <w:proofErr w:type="gramEnd"/>
-            <w:r>
-              <w:rPr>
-                <w:rFonts w:eastAsia="Arial Unicode MS"/>
-                <w:b/>
-                <w:bCs/>
-                <w:color w:val="000080"/>
-                <w:szCs w:val="18"/>
-              </w:rPr>
-              <w:t>distance}</w:t>
-            </w:r>
-          </w:p>
-        </w:tc>
-        <w:tc>
-          <w:tcPr>
-            <w:tcW w:w="1551" w:type="dxa"/>
-            <w:tcBorders>
-              <w:top w:val="single" w:sz="8" w:space="0" w:color="333333"/>
-              <w:left w:val="single" w:sz="4" w:space="0" w:color="333333"/>
-              <w:bottom w:val="single" w:sz="4" w:space="0" w:color="333333"/>
-              <w:right w:val="single" w:sz="4" w:space="0" w:color="333333"/>
-            </w:tcBorders>
-            <w:noWrap/>
-            <w:tcMar>
-              <w:top w:w="15" w:type="dxa"/>
-              <w:left w:w="15" w:type="dxa"/>
-              <w:bottom w:w="0" w:type="dxa"/>
-              <w:right w:w="15" w:type="dxa"/>
-            </w:tcMar>
-            <w:vAlign w:val="center"/>
-          </w:tcPr>
-          <w:p>
-            <w:pPr>
-              <w:rPr>
-                <w:rFonts w:eastAsia="Arial Unicode MS"/>
-                <w:b/>
-                <w:bCs/>
-                <w:color w:val="000080"/>
-                <w:sz w:val="20"/>
-              </w:rPr>
-            </w:pPr>
-            <w:r>
-              <w:rPr>
-                <w:rFonts w:eastAsia="Arial Unicode MS"/>
-                <w:b/>
-                <w:bCs/>
-                <w:color w:val="000080"/>
-                <w:sz w:val="20"/>
+              <w:t>{#brevet1200Rides}{distance}</w:t>
+            </w:r>
+          </w:p>
+        </w:tc>
+        <w:tc>
+          <w:tcPr>
+            <w:tcW w:w="1418" w:type="dxa"/>
+            <w:vAlign w:val="center"/>
+          </w:tcPr>
+          <w:p>
+            <w:pPr>
+              <w:rPr>
+                <w:rFonts w:eastAsia="Arial Unicode MS"/>
+                <w:color w:val="000080"/>
+                <w:sz w:val="20"/>
+              </w:rPr>
+            </w:pPr>
+            <w:r>
+              <w:rPr>
+                <w:rFonts w:eastAsia="Arial Unicode MS"/>
+                <w:color w:val="000080"/>
+                <w:sz w:val="20"/>
+              </w:rPr>
+              <w:t>{date}</w:t>
+            </w:r>
+          </w:p>
+        </w:tc>
+        <w:tc>
+          <w:tcPr>
+            <w:tcW w:w="3969" w:type="dxa"/>
+            <w:vAlign w:val="center"/>
+          </w:tcPr>
+          <w:p>
+            <w:pPr>
+              <w:rPr>
+                <w:rFonts w:eastAsia="Arial Unicode MS"/>
+                <w:color w:val="000080"/>
+                <w:sz w:val="20"/>
+              </w:rPr>
+            </w:pPr>
+            <w:r>
+              <w:rPr>
+                <w:rFonts w:eastAsia="Arial Unicode MS"/>
+                <w:color w:val="000080"/>
               </w:rPr>
               <w:t>{</w:t>
             </w:r>
-            <w:proofErr w:type="gramStart"/>
-            <w:r>
-              <w:rPr>
-                <w:rFonts w:eastAsia="Arial Unicode MS"/>
-                <w:b/>
-                <w:bCs/>
-                <w:color w:val="000080"/>
-                <w:sz w:val="20"/>
-              </w:rPr>
-              <w:t>date</w:t>
-            </w:r>
-            <w:proofErr w:type="gramEnd"/>
-            <w:r>
-              <w:rPr>
-                <w:rFonts w:eastAsia="Arial Unicode MS"/>
-                <w:b/>
-                <w:bCs/>
-                <w:color w:val="000080"/>
-                <w:sz w:val="20"/>
+            <w:proofErr w:type="spellStart"/>
+            <w:r>
+              <w:rPr>
+                <w:rFonts w:eastAsia="Arial Unicode MS"/>
+                <w:color w:val="000080"/>
+              </w:rPr>
+              <w:t>name</w:t>
+            </w:r>
+            <w:proofErr w:type="spellEnd"/>
+            <w:r>
+              <w:rPr>
+                <w:rFonts w:eastAsia="Arial Unicode MS"/>
+                <w:color w:val="000080"/>
               </w:rPr>
               <w:t>}</w:t>
             </w:r>
@@ -3910,166 +3327,36 @@
         </w:tc>
         <w:tc>
           <w:tcPr>
-            <w:tcW w:w="2667" w:type="dxa"/>
-            <w:tcBorders>
-              <w:top w:val="single" w:sz="8" w:space="0" w:color="333333"/>
-              <w:left w:val="single" w:sz="4" w:space="0" w:color="333333"/>
-              <w:bottom w:val="single" w:sz="4" w:space="0" w:color="333333"/>
-              <w:right w:val="single" w:sz="4" w:space="0" w:color="333333"/>
-            </w:tcBorders>
-            <w:noWrap/>
-            <w:tcMar>
-              <w:top w:w="15" w:type="dxa"/>
-              <w:left w:w="15" w:type="dxa"/>
-              <w:bottom w:w="0" w:type="dxa"/>
-              <w:right w:w="15" w:type="dxa"/>
-            </w:tcMar>
-            <w:vAlign w:val="center"/>
-          </w:tcPr>
-          <w:p>
-            <w:pPr>
-              <w:rPr>
-                <w:rFonts w:eastAsia="Arial Unicode MS"/>
-                <w:b/>
-                <w:bCs/>
-                <w:color w:val="000080"/>
-              </w:rPr>
-            </w:pPr>
-            <w:r>
-              <w:rPr>
-                <w:rFonts w:eastAsia="Arial Unicode MS"/>
-                <w:b/>
-                <w:bCs/>
-                <w:color w:val="000080"/>
-              </w:rPr>
-              <w:t>{</w:t>
-            </w:r>
-            <w:proofErr w:type="spellStart"/>
-            <w:proofErr w:type="gramStart"/>
-            <w:r>
-              <w:rPr>
-                <w:rFonts w:eastAsia="Arial Unicode MS"/>
-                <w:b/>
-                <w:bCs/>
-                <w:color w:val="000080"/>
-              </w:rPr>
-              <w:t>name</w:t>
-            </w:r>
-            <w:proofErr w:type="spellEnd"/>
-            <w:proofErr w:type="gramEnd"/>
-            <w:r>
-              <w:rPr>
-                <w:rFonts w:eastAsia="Arial Unicode MS"/>
-                <w:b/>
-                <w:bCs/>
-                <w:color w:val="000080"/>
-              </w:rPr>
-              <w:t>}</w:t>
-            </w:r>
-          </w:p>
-        </w:tc>
-        <w:tc>
-          <w:tcPr>
-            <w:tcW w:w="3347" w:type="dxa"/>
-            <w:tcBorders>
-              <w:top w:val="single" w:sz="8" w:space="0" w:color="333333"/>
-              <w:left w:val="single" w:sz="4" w:space="0" w:color="333333"/>
-              <w:bottom w:val="single" w:sz="4" w:space="0" w:color="333333"/>
-              <w:right w:val="single" w:sz="8" w:space="0" w:color="333333"/>
-            </w:tcBorders>
-            <w:noWrap/>
-            <w:tcMar>
-              <w:top w:w="15" w:type="dxa"/>
-              <w:left w:w="15" w:type="dxa"/>
-              <w:bottom w:w="0" w:type="dxa"/>
-              <w:right w:w="15" w:type="dxa"/>
-            </w:tcMar>
-            <w:vAlign w:val="center"/>
-          </w:tcPr>
-          <w:p>
-            <w:pPr>
-              <w:rPr>
-                <w:rFonts w:eastAsia="Arial Unicode MS"/>
-                <w:b/>
-                <w:bCs/>
-                <w:color w:val="000080"/>
-                <w:sz w:val="20"/>
-              </w:rPr>
-            </w:pPr>
-            <w:r>
-              <w:rPr>
-                <w:rFonts w:eastAsia="Arial Unicode MS"/>
-                <w:b/>
-                <w:bCs/>
-                <w:color w:val="000080"/>
-                <w:sz w:val="20"/>
-              </w:rPr>
-              <w:t>{</w:t>
-            </w:r>
-            <w:proofErr w:type="gramStart"/>
-            <w:r>
-              <w:rPr>
-                <w:rFonts w:eastAsia="Arial Unicode MS"/>
-                <w:b/>
-                <w:bCs/>
-                <w:color w:val="000080"/>
-                <w:sz w:val="20"/>
-              </w:rPr>
-              <w:t>cert</w:t>
-            </w:r>
-            <w:proofErr w:type="gramEnd"/>
-            <w:r>
-              <w:rPr>
-                <w:rFonts w:eastAsia="Arial Unicode MS"/>
-                <w:b/>
-                <w:bCs/>
-                <w:color w:val="000080"/>
-                <w:sz w:val="20"/>
-              </w:rPr>
-              <w:t>}{/</w:t>
-            </w:r>
-            <w:r>
-              <w:rPr>
-                <w:rFonts w:eastAsia="Arial Unicode MS"/>
-                <w:b/>
-                <w:bCs/>
-                <w:color w:val="000080"/>
-                <w:sz w:val="20"/>
-              </w:rPr>
-              <w:t>brevet</w:t>
-            </w:r>
-            <w:r>
-              <w:rPr>
-                <w:rFonts w:eastAsia="Arial Unicode MS"/>
-                <w:b/>
-                <w:bCs/>
-                <w:color w:val="000080"/>
-                <w:sz w:val="20"/>
-              </w:rPr>
-              <w:t>1200Rides}</w:t>
+            <w:tcW w:w="1984" w:type="dxa"/>
+            <w:vAlign w:val="center"/>
+          </w:tcPr>
+          <w:p>
+            <w:pPr>
+              <w:rPr>
+                <w:rFonts w:eastAsia="Arial Unicode MS"/>
+                <w:color w:val="000080"/>
+                <w:sz w:val="20"/>
+              </w:rPr>
+            </w:pPr>
+            <w:r>
+              <w:rPr>
+                <w:rFonts w:eastAsia="Arial Unicode MS"/>
+                <w:color w:val="000080"/>
+                <w:sz w:val="20"/>
+              </w:rPr>
+              <w:t>{cert}{/brevet1200Rides}</w:t>
             </w:r>
           </w:p>
         </w:tc>
       </w:tr>
       <w:tr>
-        <w:trPr>
-          <w:cantSplit/>
-          <w:trHeight w:val="315"/>
-        </w:trPr>
-        <w:tc>
-          <w:tcPr>
-            <w:tcW w:w="0" w:type="auto"/>
-            <w:tcBorders>
-              <w:top w:val="single" w:sz="4" w:space="0" w:color="333333"/>
-              <w:left w:val="single" w:sz="8" w:space="0" w:color="333333"/>
-              <w:bottom w:val="single" w:sz="8" w:space="0" w:color="333333"/>
-              <w:right w:val="single" w:sz="4" w:space="0" w:color="333333"/>
-            </w:tcBorders>
-            <w:vAlign w:val="center"/>
-          </w:tcPr>
-          <w:p>
-            <w:pPr>
-              <w:jc w:val="center"/>
+        <w:tc>
+          <w:tcPr>
+            <w:tcW w:w="1924" w:type="dxa"/>
+            <w:vAlign w:val="center"/>
+          </w:tcPr>
+          <w:p>
+            <w:pPr>
               <w:rPr>
                 <w:rFonts w:eastAsia="Arial Unicode MS"/>
                 <w:b/>
@@ -4091,29 +3378,13 @@
         </w:tc>
         <w:tc>
           <w:tcPr>
-            <w:tcW w:w="2572" w:type="dxa"/>
-            <w:tcBorders>
-              <w:top w:val="single" w:sz="4" w:space="0" w:color="333333"/>
-              <w:left w:val="single" w:sz="4" w:space="0" w:color="333333"/>
-              <w:bottom w:val="single" w:sz="8" w:space="0" w:color="333333"/>
-              <w:right w:val="single" w:sz="4" w:space="0" w:color="333333"/>
-            </w:tcBorders>
-            <w:noWrap/>
-            <w:tcMar>
-              <w:top w:w="15" w:type="dxa"/>
-              <w:left w:w="15" w:type="dxa"/>
-              <w:bottom w:w="0" w:type="dxa"/>
-              <w:right w:w="15" w:type="dxa"/>
-            </w:tcMar>
-            <w:vAlign w:val="center"/>
-          </w:tcPr>
-          <w:p>
-            <w:pPr>
-              <w:jc w:val="center"/>
-              <w:rPr>
-                <w:rFonts w:eastAsia="Arial Unicode MS"/>
-                <w:b/>
-                <w:bCs/>
+            <w:tcW w:w="1473" w:type="dxa"/>
+            <w:vAlign w:val="center"/>
+          </w:tcPr>
+          <w:p>
+            <w:pPr>
+              <w:rPr>
+                <w:rFonts w:eastAsia="Arial Unicode MS"/>
                 <w:color w:val="000080"/>
                 <w:szCs w:val="18"/>
               </w:rPr>
@@ -4121,124 +3392,68 @@
             <w:r>
               <w:rPr>
                 <w:rFonts w:eastAsia="Arial Unicode MS"/>
-                <w:b/>
-                <w:bCs/>
                 <w:color w:val="000080"/>
                 <w:szCs w:val="18"/>
               </w:rPr>
-              <w:t>{#</w:t>
-            </w:r>
-            <w:proofErr w:type="gramStart"/>
-            <w:r>
-              <w:rPr>
-                <w:rFonts w:eastAsia="Arial Unicode MS"/>
-                <w:b/>
-                <w:bCs/>
-                <w:color w:val="000080"/>
-                <w:szCs w:val="18"/>
-              </w:rPr>
-              <w:t>flech</w:t>
-            </w:r>
-            <w:r>
-              <w:rPr>
-                <w:rFonts w:eastAsia="Arial Unicode MS"/>
-                <w:b/>
-                <w:bCs/>
-                <w:color w:val="000080"/>
-                <w:szCs w:val="18"/>
-              </w:rPr>
-              <w:t>eFR</w:t>
-            </w:r>
-            <w:r>
-              <w:rPr>
-                <w:rFonts w:eastAsia="Arial Unicode MS"/>
-                <w:b/>
-                <w:bCs/>
-                <w:color w:val="000080"/>
-                <w:szCs w:val="18"/>
-              </w:rPr>
-              <w:t>Rides}</w:t>
-            </w:r>
-            <w:r>
-              <w:rPr>
-                <w:rFonts w:eastAsia="Arial Unicode MS"/>
-                <w:b/>
-                <w:bCs/>
-                <w:color w:val="000080"/>
-                <w:szCs w:val="18"/>
+              <w:t>{#flecheFRRides}{distance}</w:t>
+            </w:r>
+          </w:p>
+        </w:tc>
+        <w:tc>
+          <w:tcPr>
+            <w:tcW w:w="1418" w:type="dxa"/>
+            <w:vAlign w:val="center"/>
+          </w:tcPr>
+          <w:p>
+            <w:pPr>
+              <w:rPr>
+                <w:rFonts w:eastAsia="Arial Unicode MS"/>
+                <w:color w:val="000080"/>
+                <w:sz w:val="20"/>
+              </w:rPr>
+            </w:pPr>
+            <w:r>
+              <w:rPr>
+                <w:rFonts w:eastAsia="Arial Unicode MS"/>
+                <w:color w:val="000080"/>
+                <w:sz w:val="20"/>
+              </w:rPr>
+              <w:t>{date}</w:t>
+            </w:r>
+          </w:p>
+        </w:tc>
+        <w:tc>
+          <w:tcPr>
+            <w:tcW w:w="3969" w:type="dxa"/>
+            <w:vAlign w:val="center"/>
+          </w:tcPr>
+          <w:p>
+            <w:pPr>
+              <w:rPr>
+                <w:rFonts w:eastAsia="Arial Unicode MS"/>
+                <w:color w:val="000080"/>
+              </w:rPr>
+            </w:pPr>
+            <w:r>
+              <w:rPr>
+                <w:rFonts w:eastAsia="Arial Unicode MS"/>
+                <w:color w:val="000080"/>
               </w:rPr>
               <w:t>{</w:t>
             </w:r>
-            <w:proofErr w:type="gramEnd"/>
-            <w:r>
-              <w:rPr>
-                <w:rFonts w:eastAsia="Arial Unicode MS"/>
-                <w:b/>
-                <w:bCs/>
-                <w:color w:val="000080"/>
-                <w:szCs w:val="18"/>
-              </w:rPr>
-              <w:t>distance}</w:t>
-            </w:r>
-          </w:p>
-        </w:tc>
-        <w:tc>
-          <w:tcPr>
-            <w:tcW w:w="1551" w:type="dxa"/>
-            <w:tcBorders>
-              <w:top w:val="single" w:sz="4" w:space="0" w:color="333333"/>
-              <w:left w:val="single" w:sz="4" w:space="0" w:color="333333"/>
-              <w:bottom w:val="single" w:sz="8" w:space="0" w:color="333333"/>
-              <w:right w:val="single" w:sz="4" w:space="0" w:color="333333"/>
-            </w:tcBorders>
-            <w:noWrap/>
-            <w:tcMar>
-              <w:top w:w="15" w:type="dxa"/>
-              <w:left w:w="15" w:type="dxa"/>
-              <w:bottom w:w="0" w:type="dxa"/>
-              <w:right w:w="15" w:type="dxa"/>
-            </w:tcMar>
-            <w:vAlign w:val="center"/>
-          </w:tcPr>
-          <w:p>
-            <w:pPr>
-              <w:rPr>
-                <w:rFonts w:eastAsia="Arial Unicode MS"/>
-                <w:b/>
-                <w:bCs/>
-                <w:color w:val="000080"/>
-                <w:sz w:val="20"/>
-              </w:rPr>
-            </w:pPr>
-            <w:r>
-              <w:rPr>
-                <w:rFonts w:eastAsia="Arial Unicode MS"/>
-                <w:b/>
-                <w:bCs/>
-                <w:color w:val="000080"/>
-                <w:sz w:val="20"/>
-              </w:rPr>
-              <w:t>{</w:t>
-            </w:r>
-            <w:proofErr w:type="gramStart"/>
-            <w:r>
-              <w:rPr>
-                <w:rFonts w:eastAsia="Arial Unicode MS"/>
-                <w:b/>
-                <w:bCs/>
-                <w:color w:val="000080"/>
-                <w:sz w:val="20"/>
-              </w:rPr>
-              <w:t>date</w:t>
-            </w:r>
-            <w:proofErr w:type="gramEnd"/>
-            <w:r>
-              <w:rPr>
-                <w:rFonts w:eastAsia="Arial Unicode MS"/>
-                <w:b/>
-                <w:bCs/>
-                <w:color w:val="000080"/>
-                <w:sz w:val="20"/>
+            <w:proofErr w:type="spellStart"/>
+            <w:r>
+              <w:rPr>
+                <w:rFonts w:eastAsia="Arial Unicode MS"/>
+                <w:color w:val="000080"/>
+              </w:rPr>
+              <w:t>name</w:t>
+            </w:r>
+            <w:proofErr w:type="spellEnd"/>
+            <w:r>
+              <w:rPr>
+                <w:rFonts w:eastAsia="Arial Unicode MS"/>
+                <w:color w:val="000080"/>
               </w:rPr>
               <w:t>}</w:t>
             </w:r>
@@ -4246,141 +3461,38 @@
         </w:tc>
         <w:tc>
           <w:tcPr>
-            <w:tcW w:w="2667" w:type="dxa"/>
-            <w:tcBorders>
-              <w:top w:val="single" w:sz="4" w:space="0" w:color="333333"/>
-              <w:left w:val="single" w:sz="4" w:space="0" w:color="333333"/>
-              <w:bottom w:val="single" w:sz="8" w:space="0" w:color="333333"/>
-              <w:right w:val="single" w:sz="4" w:space="0" w:color="333333"/>
-            </w:tcBorders>
-            <w:noWrap/>
-            <w:tcMar>
-              <w:top w:w="15" w:type="dxa"/>
-              <w:left w:w="15" w:type="dxa"/>
-              <w:bottom w:w="0" w:type="dxa"/>
-              <w:right w:w="15" w:type="dxa"/>
-            </w:tcMar>
-            <w:vAlign w:val="center"/>
-          </w:tcPr>
-          <w:p>
-            <w:pPr>
-              <w:rPr>
-                <w:rFonts w:eastAsia="Arial Unicode MS"/>
-                <w:b/>
-                <w:bCs/>
-                <w:color w:val="000080"/>
-              </w:rPr>
-            </w:pPr>
-            <w:r>
-              <w:rPr>
-                <w:rFonts w:eastAsia="Arial Unicode MS"/>
-                <w:b/>
-                <w:bCs/>
-                <w:color w:val="000080"/>
-              </w:rPr>
-              <w:t>{</w:t>
+            <w:tcW w:w="1984" w:type="dxa"/>
+            <w:vAlign w:val="center"/>
+          </w:tcPr>
+          <w:p>
+            <w:pPr>
+              <w:rPr>
+                <w:rFonts w:eastAsia="Arial Unicode MS"/>
+                <w:color w:val="000080"/>
+                <w:sz w:val="20"/>
+              </w:rPr>
+            </w:pPr>
+            <w:r>
+              <w:rPr>
+                <w:rFonts w:eastAsia="Arial Unicode MS"/>
+                <w:color w:val="000080"/>
+                <w:sz w:val="20"/>
+              </w:rPr>
+              <w:t>{cert}/{/</w:t>
             </w:r>
             <w:proofErr w:type="spellStart"/>
-            <w:proofErr w:type="gramStart"/>
-            <w:r>
-              <w:rPr>
-                <w:rFonts w:eastAsia="Arial Unicode MS"/>
-                <w:b/>
-                <w:bCs/>
-                <w:color w:val="000080"/>
-              </w:rPr>
-              <w:t>name</w:t>
+            <w:r>
+              <w:rPr>
+                <w:rFonts w:eastAsia="Arial Unicode MS"/>
+                <w:color w:val="000080"/>
+                <w:sz w:val="20"/>
+              </w:rPr>
+              <w:t>flecheFRRides</w:t>
             </w:r>
             <w:proofErr w:type="spellEnd"/>
-            <w:proofErr w:type="gramEnd"/>
-            <w:r>
-              <w:rPr>
-                <w:rFonts w:eastAsia="Arial Unicode MS"/>
-                <w:b/>
-                <w:bCs/>
-                <w:color w:val="000080"/>
-              </w:rPr>
-              <w:t>}</w:t>
-            </w:r>
-          </w:p>
-        </w:tc>
-        <w:tc>
-          <w:tcPr>
-            <w:tcW w:w="3347" w:type="dxa"/>
-            <w:tcBorders>
-              <w:top w:val="single" w:sz="4" w:space="0" w:color="333333"/>
-              <w:left w:val="single" w:sz="4" w:space="0" w:color="333333"/>
-              <w:bottom w:val="single" w:sz="8" w:space="0" w:color="333333"/>
-              <w:right w:val="single" w:sz="8" w:space="0" w:color="333333"/>
-            </w:tcBorders>
-            <w:noWrap/>
-            <w:tcMar>
-              <w:top w:w="15" w:type="dxa"/>
-              <w:left w:w="15" w:type="dxa"/>
-              <w:bottom w:w="0" w:type="dxa"/>
-              <w:right w:w="15" w:type="dxa"/>
-            </w:tcMar>
-            <w:vAlign w:val="center"/>
-          </w:tcPr>
-          <w:p>
-            <w:pPr>
-              <w:rPr>
-                <w:rFonts w:eastAsia="Arial Unicode MS"/>
-                <w:b/>
-                <w:bCs/>
-                <w:color w:val="000080"/>
-                <w:sz w:val="20"/>
-              </w:rPr>
-            </w:pPr>
-            <w:r>
-              <w:rPr>
-                <w:rFonts w:eastAsia="Arial Unicode MS"/>
-                <w:b/>
-                <w:bCs/>
-                <w:color w:val="000080"/>
-                <w:sz w:val="20"/>
-              </w:rPr>
-              <w:t>{</w:t>
-            </w:r>
-            <w:proofErr w:type="gramStart"/>
-            <w:r>
-              <w:rPr>
-                <w:rFonts w:eastAsia="Arial Unicode MS"/>
-                <w:b/>
-                <w:bCs/>
-                <w:color w:val="000080"/>
-                <w:sz w:val="20"/>
-              </w:rPr>
-              <w:t>cert</w:t>
-            </w:r>
-            <w:proofErr w:type="gramEnd"/>
-            <w:r>
-              <w:rPr>
-                <w:rFonts w:eastAsia="Arial Unicode MS"/>
-                <w:b/>
-                <w:bCs/>
-                <w:color w:val="000080"/>
-                <w:sz w:val="20"/>
-              </w:rPr>
-              <w:t>}/{/</w:t>
-            </w:r>
-            <w:proofErr w:type="spellStart"/>
-            <w:r>
-              <w:rPr>
-                <w:rFonts w:eastAsia="Arial Unicode MS"/>
-                <w:b/>
-                <w:bCs/>
-                <w:color w:val="000080"/>
-                <w:sz w:val="20"/>
-              </w:rPr>
-              <w:t>flecheFRRides</w:t>
-            </w:r>
-            <w:proofErr w:type="spellEnd"/>
-            <w:r>
-              <w:rPr>
-                <w:rFonts w:eastAsia="Arial Unicode MS"/>
-                <w:b/>
-                <w:bCs/>
+            <w:r>
+              <w:rPr>
+                <w:rFonts w:eastAsia="Arial Unicode MS"/>
                 <w:color w:val="000080"/>
                 <w:sz w:val="20"/>
               </w:rPr>
@@ -4390,30 +3502,13 @@
         </w:tc>
       </w:tr>
       <w:tr>
-        <w:trPr>
-          <w:cantSplit/>
-          <w:trHeight w:val="315"/>
-        </w:trPr>
-        <w:tc>
-          <w:tcPr>
-            <w:tcW w:w="1319" w:type="dxa"/>
-            <w:tcBorders>
-              <w:top w:val="single" w:sz="8" w:space="0" w:color="333333"/>
-              <w:left w:val="single" w:sz="8" w:space="0" w:color="333333"/>
-              <w:bottom w:val="single" w:sz="8" w:space="0" w:color="333333"/>
-              <w:right w:val="single" w:sz="4" w:space="0" w:color="333333"/>
-            </w:tcBorders>
-            <w:tcMar>
-              <w:top w:w="15" w:type="dxa"/>
-              <w:left w:w="15" w:type="dxa"/>
-              <w:bottom w:w="0" w:type="dxa"/>
-              <w:right w:w="15" w:type="dxa"/>
-            </w:tcMar>
-            <w:vAlign w:val="center"/>
-          </w:tcPr>
-          <w:p>
-            <w:pPr>
-              <w:jc w:val="center"/>
+        <w:tc>
+          <w:tcPr>
+            <w:tcW w:w="1924" w:type="dxa"/>
+            <w:vAlign w:val="center"/>
+          </w:tcPr>
+          <w:p>
+            <w:pPr>
               <w:rPr>
                 <w:b/>
                 <w:bCs/>
@@ -4434,29 +3529,13 @@
         </w:tc>
         <w:tc>
           <w:tcPr>
-            <w:tcW w:w="2572" w:type="dxa"/>
-            <w:tcBorders>
-              <w:top w:val="single" w:sz="8" w:space="0" w:color="333333"/>
-              <w:left w:val="single" w:sz="4" w:space="0" w:color="333333"/>
-              <w:bottom w:val="single" w:sz="8" w:space="0" w:color="333333"/>
-              <w:right w:val="single" w:sz="4" w:space="0" w:color="333333"/>
-            </w:tcBorders>
-            <w:noWrap/>
-            <w:tcMar>
-              <w:top w:w="15" w:type="dxa"/>
-              <w:left w:w="15" w:type="dxa"/>
-              <w:bottom w:w="0" w:type="dxa"/>
-              <w:right w:w="15" w:type="dxa"/>
-            </w:tcMar>
-            <w:vAlign w:val="center"/>
-          </w:tcPr>
-          <w:p>
-            <w:pPr>
-              <w:jc w:val="center"/>
-              <w:rPr>
-                <w:rFonts w:eastAsia="Arial Unicode MS"/>
-                <w:b/>
-                <w:bCs/>
+            <w:tcW w:w="1473" w:type="dxa"/>
+            <w:vAlign w:val="center"/>
+          </w:tcPr>
+          <w:p>
+            <w:pPr>
+              <w:rPr>
+                <w:rFonts w:eastAsia="Arial Unicode MS"/>
                 <w:color w:val="000080"/>
                 <w:szCs w:val="18"/>
               </w:rPr>
@@ -4464,306 +3543,115 @@
             <w:r>
               <w:rPr>
                 <w:rFonts w:eastAsia="Arial Unicode MS"/>
-                <w:b/>
-                <w:bCs/>
                 <w:color w:val="000080"/>
                 <w:szCs w:val="18"/>
               </w:rPr>
-              <w:t>{#</w:t>
-            </w:r>
-            <w:proofErr w:type="gramStart"/>
-            <w:r>
-              <w:rPr>
-                <w:rFonts w:eastAsia="Arial Unicode MS"/>
-                <w:b/>
-                <w:bCs/>
+              <w:t>{#flecheRides}{distance}</w:t>
+            </w:r>
+          </w:p>
+        </w:tc>
+        <w:tc>
+          <w:tcPr>
+            <w:tcW w:w="1418" w:type="dxa"/>
+            <w:vAlign w:val="center"/>
+          </w:tcPr>
+          <w:p>
+            <w:pPr>
+              <w:rPr>
+                <w:rFonts w:eastAsia="Arial Unicode MS"/>
+                <w:color w:val="000080"/>
+                <w:sz w:val="20"/>
+              </w:rPr>
+            </w:pPr>
+            <w:r>
+              <w:rPr>
+                <w:rFonts w:eastAsia="Arial Unicode MS"/>
+                <w:color w:val="000080"/>
+                <w:sz w:val="20"/>
+              </w:rPr>
+              <w:t>{date}</w:t>
+            </w:r>
+          </w:p>
+        </w:tc>
+        <w:tc>
+          <w:tcPr>
+            <w:tcW w:w="3969" w:type="dxa"/>
+            <w:vAlign w:val="center"/>
+          </w:tcPr>
+          <w:p>
+            <w:pPr>
+              <w:rPr>
+                <w:rFonts w:eastAsia="Arial Unicode MS"/>
+                <w:color w:val="000080"/>
+              </w:rPr>
+            </w:pPr>
+            <w:r>
+              <w:rPr>
+                <w:rFonts w:eastAsia="Arial Unicode MS"/>
+                <w:color w:val="000080"/>
+              </w:rPr>
+              <w:t>{</w:t>
+            </w:r>
+            <w:proofErr w:type="spellStart"/>
+            <w:r>
+              <w:rPr>
+                <w:rFonts w:eastAsia="Arial Unicode MS"/>
+                <w:color w:val="000080"/>
+              </w:rPr>
+              <w:t>name</w:t>
+            </w:r>
+            <w:proofErr w:type="spellEnd"/>
+            <w:r>
+              <w:rPr>
+                <w:rFonts w:eastAsia="Arial Unicode MS"/>
+                <w:color w:val="000080"/>
+              </w:rPr>
+              <w:t>}</w:t>
+            </w:r>
+          </w:p>
+        </w:tc>
+        <w:tc>
+          <w:tcPr>
+            <w:tcW w:w="1984" w:type="dxa"/>
+            <w:vAlign w:val="center"/>
+          </w:tcPr>
+          <w:p>
+            <w:pPr>
+              <w:rPr>
+                <w:rFonts w:eastAsia="Arial Unicode MS"/>
+                <w:color w:val="000080"/>
+                <w:sz w:val="20"/>
+              </w:rPr>
+            </w:pPr>
+            <w:r>
+              <w:rPr>
+                <w:rFonts w:eastAsia="Arial Unicode MS"/>
+                <w:color w:val="000080"/>
+                <w:sz w:val="20"/>
+              </w:rPr>
+              <w:t>{cert}/</w:t>
+            </w:r>
+            <w:r>
+              <w:rPr>
+                <w:rFonts w:eastAsia="Arial Unicode MS"/>
                 <w:color w:val="000080"/>
                 <w:szCs w:val="18"/>
               </w:rPr>
-              <w:t>flech</w:t>
-            </w:r>
-            <w:r>
-              <w:rPr>
-                <w:rFonts w:eastAsia="Arial Unicode MS"/>
-                <w:b/>
-                <w:bCs/>
+              <w:t>{/</w:t>
+            </w:r>
+            <w:proofErr w:type="spellStart"/>
+            <w:r>
+              <w:rPr>
+                <w:rFonts w:eastAsia="Arial Unicode MS"/>
                 <w:color w:val="000080"/>
                 <w:szCs w:val="18"/>
               </w:rPr>
-              <w:t>e</w:t>
-            </w:r>
-            <w:r>
-              <w:rPr>
-                <w:rFonts w:eastAsia="Arial Unicode MS"/>
-                <w:b/>
-                <w:bCs/>
-                <w:color w:val="000080"/>
-                <w:szCs w:val="18"/>
-              </w:rPr>
-              <w:t>Rides}</w:t>
-            </w:r>
-            <w:r>
-              <w:rPr>
-                <w:rFonts w:eastAsia="Arial Unicode MS"/>
-                <w:b/>
-                <w:bCs/>
-                <w:color w:val="000080"/>
-                <w:szCs w:val="18"/>
-              </w:rPr>
-              <w:t>{</w:t>
-            </w:r>
-            <w:proofErr w:type="gramEnd"/>
-            <w:r>
-              <w:rPr>
-                <w:rFonts w:eastAsia="Arial Unicode MS"/>
-                <w:b/>
-                <w:bCs/>
-                <w:color w:val="000080"/>
-                <w:szCs w:val="18"/>
-              </w:rPr>
-              <w:t>distance}</w:t>
-            </w:r>
-          </w:p>
-        </w:tc>
-        <w:tc>
-          <w:tcPr>
-            <w:tcW w:w="1551" w:type="dxa"/>
-            <w:tcBorders>
-              <w:top w:val="single" w:sz="8" w:space="0" w:color="333333"/>
-              <w:left w:val="single" w:sz="4" w:space="0" w:color="333333"/>
-              <w:bottom w:val="single" w:sz="8" w:space="0" w:color="333333"/>
-              <w:right w:val="single" w:sz="4" w:space="0" w:color="333333"/>
-            </w:tcBorders>
-            <w:noWrap/>
-            <w:tcMar>
-              <w:top w:w="15" w:type="dxa"/>
-              <w:left w:w="15" w:type="dxa"/>
-              <w:bottom w:w="0" w:type="dxa"/>
-              <w:right w:w="15" w:type="dxa"/>
-            </w:tcMar>
-            <w:vAlign w:val="center"/>
-          </w:tcPr>
-          <w:p>
-            <w:pPr>
-              <w:rPr>
-                <w:rFonts w:eastAsia="Arial Unicode MS"/>
-                <w:b/>
-                <w:bCs/>
-                <w:color w:val="000080"/>
-                <w:sz w:val="20"/>
-              </w:rPr>
-            </w:pPr>
-            <w:r>
-              <w:rPr>
-                <w:rFonts w:eastAsia="Arial Unicode MS"/>
-                <w:b/>
-                <w:bCs/>
-                <w:color w:val="000080"/>
-                <w:sz w:val="20"/>
-              </w:rPr>
-              <w:t>{</w:t>
-            </w:r>
-            <w:proofErr w:type="gramStart"/>
-            <w:r>
-              <w:rPr>
-                <w:rFonts w:eastAsia="Arial Unicode MS"/>
-                <w:b/>
-                <w:bCs/>
-                <w:color w:val="000080"/>
-                <w:sz w:val="20"/>
-              </w:rPr>
-              <w:t>date</w:t>
-            </w:r>
-            <w:proofErr w:type="gramEnd"/>
-            <w:r>
-              <w:rPr>
-                <w:rFonts w:eastAsia="Arial Unicode MS"/>
-                <w:b/>
-                <w:bCs/>
-                <w:color w:val="000080"/>
-                <w:sz w:val="20"/>
-              </w:rPr>
-              <w:t>}</w:t>
-            </w:r>
-          </w:p>
-        </w:tc>
-        <w:tc>
-          <w:tcPr>
-            <w:tcW w:w="2667" w:type="dxa"/>
-            <w:tcBorders>
-              <w:top w:val="single" w:sz="8" w:space="0" w:color="333333"/>
-              <w:left w:val="single" w:sz="4" w:space="0" w:color="333333"/>
-              <w:bottom w:val="single" w:sz="8" w:space="0" w:color="333333"/>
-              <w:right w:val="single" w:sz="4" w:space="0" w:color="333333"/>
-            </w:tcBorders>
-            <w:noWrap/>
-            <w:tcMar>
-              <w:top w:w="15" w:type="dxa"/>
-              <w:left w:w="15" w:type="dxa"/>
-              <w:bottom w:w="0" w:type="dxa"/>
-              <w:right w:w="15" w:type="dxa"/>
-            </w:tcMar>
-            <w:vAlign w:val="center"/>
-          </w:tcPr>
-          <w:p>
-            <w:pPr>
-              <w:rPr>
-                <w:rFonts w:eastAsia="Arial Unicode MS"/>
-                <w:b/>
-                <w:bCs/>
-                <w:color w:val="000080"/>
-              </w:rPr>
-            </w:pPr>
-            <w:r>
-              <w:rPr>
-                <w:rFonts w:eastAsia="Arial Unicode MS"/>
-                <w:b/>
-                <w:bCs/>
-                <w:color w:val="000080"/>
-              </w:rPr>
-              <w:t>{</w:t>
-            </w:r>
-            <w:proofErr w:type="spellStart"/>
-            <w:proofErr w:type="gramStart"/>
-            <w:r>
-              <w:rPr>
-                <w:rFonts w:eastAsia="Arial Unicode MS"/>
-                <w:b/>
-                <w:bCs/>
-                <w:color w:val="000080"/>
-              </w:rPr>
-              <w:t>name</w:t>
+              <w:t>flecheRides</w:t>
             </w:r>
             <w:proofErr w:type="spellEnd"/>
-            <w:proofErr w:type="gramEnd"/>
-            <w:r>
-              <w:rPr>
-                <w:rFonts w:eastAsia="Arial Unicode MS"/>
-                <w:b/>
-                <w:bCs/>
-                <w:color w:val="000080"/>
-              </w:rPr>
-              <w:t>}</w:t>
-            </w:r>
-          </w:p>
-        </w:tc>
-        <w:tc>
-          <w:tcPr>
-            <w:tcW w:w="3347" w:type="dxa"/>
-            <w:tcBorders>
-              <w:top w:val="single" w:sz="8" w:space="0" w:color="333333"/>
-              <w:left w:val="single" w:sz="4" w:space="0" w:color="333333"/>
-              <w:bottom w:val="single" w:sz="8" w:space="0" w:color="333333"/>
-              <w:right w:val="single" w:sz="8" w:space="0" w:color="333333"/>
-            </w:tcBorders>
-            <w:noWrap/>
-            <w:tcMar>
-              <w:top w:w="15" w:type="dxa"/>
-              <w:left w:w="15" w:type="dxa"/>
-              <w:bottom w:w="0" w:type="dxa"/>
-              <w:right w:w="15" w:type="dxa"/>
-            </w:tcMar>
-            <w:vAlign w:val="center"/>
-          </w:tcPr>
-          <w:p>
-            <w:pPr>
-              <w:rPr>
-                <w:rFonts w:eastAsia="Arial Unicode MS"/>
-                <w:b/>
-                <w:bCs/>
-                <w:color w:val="000080"/>
-                <w:sz w:val="20"/>
-              </w:rPr>
-            </w:pPr>
-            <w:r>
-              <w:rPr>
-                <w:rFonts w:eastAsia="Arial Unicode MS"/>
-                <w:b/>
-                <w:bCs/>
-                <w:color w:val="000080"/>
-                <w:sz w:val="20"/>
-              </w:rPr>
-              <w:t>{</w:t>
-            </w:r>
-            <w:proofErr w:type="gramStart"/>
-            <w:r>
-              <w:rPr>
-                <w:rFonts w:eastAsia="Arial Unicode MS"/>
-                <w:b/>
-                <w:bCs/>
-                <w:color w:val="000080"/>
-                <w:sz w:val="20"/>
-              </w:rPr>
-              <w:t>cert</w:t>
-            </w:r>
-            <w:proofErr w:type="gramEnd"/>
-            <w:r>
-              <w:rPr>
-                <w:rFonts w:eastAsia="Arial Unicode MS"/>
-                <w:b/>
-                <w:bCs/>
-                <w:color w:val="000080"/>
-                <w:sz w:val="20"/>
-              </w:rPr>
-              <w:t>}/</w:t>
-            </w:r>
-            <w:r>
-              <w:rPr>
-                <w:rFonts w:eastAsia="Arial Unicode MS"/>
-                <w:b/>
-                <w:bCs/>
-                <w:color w:val="000080"/>
-                <w:szCs w:val="18"/>
-              </w:rPr>
-              <w:t>{</w:t>
-            </w:r>
-            <w:r>
-              <w:rPr>
-                <w:rFonts w:eastAsia="Arial Unicode MS"/>
-                <w:b/>
-                <w:bCs/>
-                <w:color w:val="000080"/>
-                <w:szCs w:val="18"/>
-              </w:rPr>
-              <w:t>/</w:t>
-            </w:r>
-            <w:proofErr w:type="spellStart"/>
-            <w:r>
-              <w:rPr>
-                <w:rFonts w:eastAsia="Arial Unicode MS"/>
-                <w:b/>
-                <w:bCs/>
-                <w:color w:val="000080"/>
-                <w:szCs w:val="18"/>
-              </w:rPr>
-              <w:t>flech</w:t>
-            </w:r>
-            <w:r>
-              <w:rPr>
-                <w:rFonts w:eastAsia="Arial Unicode MS"/>
-                <w:b/>
-                <w:bCs/>
-                <w:color w:val="000080"/>
-                <w:szCs w:val="18"/>
-              </w:rPr>
-              <w:t>e</w:t>
-            </w:r>
-            <w:r>
-              <w:rPr>
-                <w:rFonts w:eastAsia="Arial Unicode MS"/>
-                <w:b/>
-                <w:bCs/>
-                <w:color w:val="000080"/>
-                <w:szCs w:val="18"/>
-              </w:rPr>
-              <w:t>Rides</w:t>
-            </w:r>
-            <w:proofErr w:type="spellEnd"/>
-            <w:r>
-              <w:rPr>
-                <w:rFonts w:eastAsia="Arial Unicode MS"/>
-                <w:b/>
-                <w:bCs/>
+            <w:r>
+              <w:rPr>
+                <w:rFonts w:eastAsia="Arial Unicode MS"/>
                 <w:color w:val="000080"/>
                 <w:szCs w:val="18"/>
               </w:rPr>
@@ -4773,30 +3661,13 @@
         </w:tc>
       </w:tr>
       <w:tr>
-        <w:trPr>
-          <w:cantSplit/>
-          <w:trHeight w:val="315"/>
-        </w:trPr>
-        <w:tc>
-          <w:tcPr>
-            <w:tcW w:w="1319" w:type="dxa"/>
-            <w:tcBorders>
-              <w:top w:val="single" w:sz="8" w:space="0" w:color="333333"/>
-              <w:left w:val="single" w:sz="8" w:space="0" w:color="333333"/>
-              <w:bottom w:val="single" w:sz="8" w:space="0" w:color="333333"/>
-              <w:right w:val="single" w:sz="4" w:space="0" w:color="333333"/>
-            </w:tcBorders>
-            <w:tcMar>
-              <w:top w:w="15" w:type="dxa"/>
-              <w:left w:w="15" w:type="dxa"/>
-              <w:bottom w:w="0" w:type="dxa"/>
-              <w:right w:w="15" w:type="dxa"/>
-            </w:tcMar>
-            <w:vAlign w:val="center"/>
-          </w:tcPr>
-          <w:p>
-            <w:pPr>
-              <w:jc w:val="center"/>
+        <w:tc>
+          <w:tcPr>
+            <w:tcW w:w="1924" w:type="dxa"/>
+            <w:vAlign w:val="center"/>
+          </w:tcPr>
+          <w:p>
+            <w:pPr>
               <w:rPr>
                 <w:b/>
                 <w:bCs/>
@@ -4817,29 +3688,13 @@
         </w:tc>
         <w:tc>
           <w:tcPr>
-            <w:tcW w:w="2572" w:type="dxa"/>
-            <w:tcBorders>
-              <w:top w:val="single" w:sz="8" w:space="0" w:color="333333"/>
-              <w:left w:val="single" w:sz="4" w:space="0" w:color="333333"/>
-              <w:bottom w:val="single" w:sz="8" w:space="0" w:color="333333"/>
-              <w:right w:val="single" w:sz="4" w:space="0" w:color="333333"/>
-            </w:tcBorders>
-            <w:noWrap/>
-            <w:tcMar>
-              <w:top w:w="15" w:type="dxa"/>
-              <w:left w:w="15" w:type="dxa"/>
-              <w:bottom w:w="0" w:type="dxa"/>
-              <w:right w:w="15" w:type="dxa"/>
-            </w:tcMar>
-            <w:vAlign w:val="center"/>
-          </w:tcPr>
-          <w:p>
-            <w:pPr>
-              <w:jc w:val="center"/>
-              <w:rPr>
-                <w:rFonts w:eastAsia="Arial Unicode MS"/>
-                <w:b/>
-                <w:bCs/>
+            <w:tcW w:w="1473" w:type="dxa"/>
+            <w:vAlign w:val="center"/>
+          </w:tcPr>
+          <w:p>
+            <w:pPr>
+              <w:rPr>
+                <w:rFonts w:eastAsia="Arial Unicode MS"/>
                 <w:color w:val="000080"/>
                 <w:szCs w:val="18"/>
               </w:rPr>
@@ -4847,94 +3702,68 @@
             <w:r>
               <w:rPr>
                 <w:rFonts w:eastAsia="Arial Unicode MS"/>
-                <w:b/>
-                <w:bCs/>
                 <w:color w:val="000080"/>
                 <w:szCs w:val="18"/>
               </w:rPr>
-              <w:t>{#</w:t>
-            </w:r>
-            <w:proofErr w:type="gramStart"/>
-            <w:r>
-              <w:rPr>
-                <w:rFonts w:eastAsia="Arial Unicode MS"/>
-                <w:b/>
-                <w:bCs/>
-                <w:color w:val="000080"/>
-                <w:szCs w:val="18"/>
-              </w:rPr>
-              <w:t>traceRides}{</w:t>
-            </w:r>
-            <w:proofErr w:type="gramEnd"/>
-            <w:r>
-              <w:rPr>
-                <w:rFonts w:eastAsia="Arial Unicode MS"/>
-                <w:b/>
-                <w:bCs/>
-                <w:color w:val="000080"/>
-                <w:szCs w:val="18"/>
-              </w:rPr>
-              <w:t>distance}</w:t>
-            </w:r>
-          </w:p>
-        </w:tc>
-        <w:tc>
-          <w:tcPr>
-            <w:tcW w:w="1551" w:type="dxa"/>
-            <w:tcBorders>
-              <w:top w:val="single" w:sz="8" w:space="0" w:color="333333"/>
-              <w:left w:val="single" w:sz="4" w:space="0" w:color="333333"/>
-              <w:bottom w:val="single" w:sz="8" w:space="0" w:color="333333"/>
-              <w:right w:val="single" w:sz="4" w:space="0" w:color="333333"/>
-            </w:tcBorders>
-            <w:noWrap/>
-            <w:tcMar>
-              <w:top w:w="15" w:type="dxa"/>
-              <w:left w:w="15" w:type="dxa"/>
-              <w:bottom w:w="0" w:type="dxa"/>
-              <w:right w:w="15" w:type="dxa"/>
-            </w:tcMar>
-            <w:vAlign w:val="center"/>
-          </w:tcPr>
-          <w:p>
-            <w:pPr>
-              <w:rPr>
-                <w:rFonts w:eastAsia="Arial Unicode MS"/>
-                <w:b/>
-                <w:bCs/>
-                <w:color w:val="000080"/>
-                <w:sz w:val="20"/>
-              </w:rPr>
-            </w:pPr>
-            <w:r>
-              <w:rPr>
-                <w:rFonts w:eastAsia="Arial Unicode MS"/>
-                <w:b/>
-                <w:bCs/>
-                <w:color w:val="000080"/>
-                <w:sz w:val="20"/>
+              <w:t>{#traceRides}{distance}</w:t>
+            </w:r>
+          </w:p>
+        </w:tc>
+        <w:tc>
+          <w:tcPr>
+            <w:tcW w:w="1418" w:type="dxa"/>
+            <w:vAlign w:val="center"/>
+          </w:tcPr>
+          <w:p>
+            <w:pPr>
+              <w:rPr>
+                <w:rFonts w:eastAsia="Arial Unicode MS"/>
+                <w:color w:val="000080"/>
+                <w:sz w:val="20"/>
+              </w:rPr>
+            </w:pPr>
+            <w:r>
+              <w:rPr>
+                <w:rFonts w:eastAsia="Arial Unicode MS"/>
+                <w:color w:val="000080"/>
+                <w:sz w:val="20"/>
+              </w:rPr>
+              <w:t>{date}</w:t>
+            </w:r>
+          </w:p>
+        </w:tc>
+        <w:tc>
+          <w:tcPr>
+            <w:tcW w:w="3969" w:type="dxa"/>
+            <w:vAlign w:val="center"/>
+          </w:tcPr>
+          <w:p>
+            <w:pPr>
+              <w:rPr>
+                <w:rFonts w:eastAsia="Arial Unicode MS"/>
+                <w:color w:val="000080"/>
+              </w:rPr>
+            </w:pPr>
+            <w:r>
+              <w:rPr>
+                <w:rFonts w:eastAsia="Arial Unicode MS"/>
+                <w:color w:val="000080"/>
               </w:rPr>
               <w:t>{</w:t>
             </w:r>
-            <w:proofErr w:type="gramStart"/>
-            <w:r>
-              <w:rPr>
-                <w:rFonts w:eastAsia="Arial Unicode MS"/>
-                <w:b/>
-                <w:bCs/>
-                <w:color w:val="000080"/>
-                <w:sz w:val="20"/>
-              </w:rPr>
-              <w:t>date</w:t>
-            </w:r>
-            <w:proofErr w:type="gramEnd"/>
-            <w:r>
-              <w:rPr>
-                <w:rFonts w:eastAsia="Arial Unicode MS"/>
-                <w:b/>
-                <w:bCs/>
-                <w:color w:val="000080"/>
-                <w:sz w:val="20"/>
+            <w:proofErr w:type="spellStart"/>
+            <w:r>
+              <w:rPr>
+                <w:rFonts w:eastAsia="Arial Unicode MS"/>
+                <w:color w:val="000080"/>
+              </w:rPr>
+              <w:t>name</w:t>
+            </w:r>
+            <w:proofErr w:type="spellEnd"/>
+            <w:r>
+              <w:rPr>
+                <w:rFonts w:eastAsia="Arial Unicode MS"/>
+                <w:color w:val="000080"/>
               </w:rPr>
               <w:t>}</w:t>
             </w:r>
@@ -4942,141 +3771,38 @@
         </w:tc>
         <w:tc>
           <w:tcPr>
-            <w:tcW w:w="2667" w:type="dxa"/>
-            <w:tcBorders>
-              <w:top w:val="single" w:sz="8" w:space="0" w:color="333333"/>
-              <w:left w:val="single" w:sz="4" w:space="0" w:color="333333"/>
-              <w:bottom w:val="single" w:sz="8" w:space="0" w:color="333333"/>
-              <w:right w:val="single" w:sz="4" w:space="0" w:color="333333"/>
-            </w:tcBorders>
-            <w:noWrap/>
-            <w:tcMar>
-              <w:top w:w="15" w:type="dxa"/>
-              <w:left w:w="15" w:type="dxa"/>
-              <w:bottom w:w="0" w:type="dxa"/>
-              <w:right w:w="15" w:type="dxa"/>
-            </w:tcMar>
-            <w:vAlign w:val="center"/>
-          </w:tcPr>
-          <w:p>
-            <w:pPr>
-              <w:rPr>
-                <w:rFonts w:eastAsia="Arial Unicode MS"/>
-                <w:b/>
-                <w:bCs/>
-                <w:color w:val="000080"/>
-              </w:rPr>
-            </w:pPr>
-            <w:r>
-              <w:rPr>
-                <w:rFonts w:eastAsia="Arial Unicode MS"/>
-                <w:b/>
-                <w:bCs/>
-                <w:color w:val="000080"/>
-              </w:rPr>
-              <w:t>{</w:t>
+            <w:tcW w:w="1984" w:type="dxa"/>
+            <w:vAlign w:val="center"/>
+          </w:tcPr>
+          <w:p>
+            <w:pPr>
+              <w:rPr>
+                <w:rFonts w:eastAsia="Arial Unicode MS"/>
+                <w:color w:val="000080"/>
+                <w:sz w:val="20"/>
+              </w:rPr>
+            </w:pPr>
+            <w:r>
+              <w:rPr>
+                <w:rFonts w:eastAsia="Arial Unicode MS"/>
+                <w:color w:val="000080"/>
+                <w:sz w:val="20"/>
+              </w:rPr>
+              <w:t>{cert}/{/</w:t>
             </w:r>
             <w:proofErr w:type="spellStart"/>
-            <w:proofErr w:type="gramStart"/>
-            <w:r>
-              <w:rPr>
-                <w:rFonts w:eastAsia="Arial Unicode MS"/>
-                <w:b/>
-                <w:bCs/>
-                <w:color w:val="000080"/>
-              </w:rPr>
-              <w:t>name</w:t>
+            <w:r>
+              <w:rPr>
+                <w:rFonts w:eastAsia="Arial Unicode MS"/>
+                <w:color w:val="000080"/>
+                <w:sz w:val="20"/>
+              </w:rPr>
+              <w:t>traceRides</w:t>
             </w:r>
             <w:proofErr w:type="spellEnd"/>
-            <w:proofErr w:type="gramEnd"/>
-            <w:r>
-              <w:rPr>
-                <w:rFonts w:eastAsia="Arial Unicode MS"/>
-                <w:b/>
-                <w:bCs/>
-                <w:color w:val="000080"/>
-              </w:rPr>
-              <w:t>}</w:t>
-            </w:r>
-          </w:p>
-        </w:tc>
-        <w:tc>
-          <w:tcPr>
-            <w:tcW w:w="3347" w:type="dxa"/>
-            <w:tcBorders>
-              <w:top w:val="single" w:sz="8" w:space="0" w:color="333333"/>
-              <w:left w:val="single" w:sz="4" w:space="0" w:color="333333"/>
-              <w:bottom w:val="single" w:sz="8" w:space="0" w:color="333333"/>
-              <w:right w:val="single" w:sz="8" w:space="0" w:color="333333"/>
-            </w:tcBorders>
-            <w:noWrap/>
-            <w:tcMar>
-              <w:top w:w="15" w:type="dxa"/>
-              <w:left w:w="15" w:type="dxa"/>
-              <w:bottom w:w="0" w:type="dxa"/>
-              <w:right w:w="15" w:type="dxa"/>
-            </w:tcMar>
-            <w:vAlign w:val="center"/>
-          </w:tcPr>
-          <w:p>
-            <w:pPr>
-              <w:rPr>
-                <w:rFonts w:eastAsia="Arial Unicode MS"/>
-                <w:b/>
-                <w:bCs/>
-                <w:color w:val="000080"/>
-                <w:sz w:val="20"/>
-              </w:rPr>
-            </w:pPr>
-            <w:r>
-              <w:rPr>
-                <w:rFonts w:eastAsia="Arial Unicode MS"/>
-                <w:b/>
-                <w:bCs/>
-                <w:color w:val="000080"/>
-                <w:sz w:val="20"/>
-              </w:rPr>
-              <w:t>{</w:t>
-            </w:r>
-            <w:proofErr w:type="gramStart"/>
-            <w:r>
-              <w:rPr>
-                <w:rFonts w:eastAsia="Arial Unicode MS"/>
-                <w:b/>
-                <w:bCs/>
-                <w:color w:val="000080"/>
-                <w:sz w:val="20"/>
-              </w:rPr>
-              <w:t>cert</w:t>
-            </w:r>
-            <w:proofErr w:type="gramEnd"/>
-            <w:r>
-              <w:rPr>
-                <w:rFonts w:eastAsia="Arial Unicode MS"/>
-                <w:b/>
-                <w:bCs/>
-                <w:color w:val="000080"/>
-                <w:sz w:val="20"/>
-              </w:rPr>
-              <w:t>}/{/</w:t>
-            </w:r>
-            <w:proofErr w:type="spellStart"/>
-            <w:r>
-              <w:rPr>
-                <w:rFonts w:eastAsia="Arial Unicode MS"/>
-                <w:b/>
-                <w:bCs/>
-                <w:color w:val="000080"/>
-                <w:sz w:val="20"/>
-              </w:rPr>
-              <w:t>traceRides</w:t>
-            </w:r>
-            <w:proofErr w:type="spellEnd"/>
-            <w:r>
-              <w:rPr>
-                <w:rFonts w:eastAsia="Arial Unicode MS"/>
-                <w:b/>
-                <w:bCs/>
+            <w:r>
+              <w:rPr>
+                <w:rFonts w:eastAsia="Arial Unicode MS"/>
                 <w:color w:val="000080"/>
                 <w:sz w:val="20"/>
               </w:rPr>
@@ -5086,32 +3812,14 @@
         </w:tc>
       </w:tr>
       <w:tr>
-        <w:trPr>
-          <w:cantSplit/>
-          <w:trHeight w:val="315"/>
-        </w:trPr>
-        <w:tc>
-          <w:tcPr>
-            <w:tcW w:w="1319" w:type="dxa"/>
-            <w:tcBorders>
-              <w:top w:val="single" w:sz="8" w:space="0" w:color="333333"/>
-              <w:left w:val="single" w:sz="8" w:space="0" w:color="333333"/>
-              <w:bottom w:val="single" w:sz="8" w:space="0" w:color="333333"/>
-              <w:right w:val="single" w:sz="4" w:space="0" w:color="333333"/>
-            </w:tcBorders>
-            <w:tcMar>
-              <w:top w:w="15" w:type="dxa"/>
-              <w:left w:w="15" w:type="dxa"/>
-              <w:bottom w:w="0" w:type="dxa"/>
-              <w:right w:w="15" w:type="dxa"/>
-            </w:tcMar>
-            <w:vAlign w:val="center"/>
-          </w:tcPr>
-          <w:p>
-            <w:pPr>
-              <w:jc w:val="center"/>
-              <w:rPr>
-                <w:rFonts w:eastAsia="Arial Unicode MS"/>
+        <w:tc>
+          <w:tcPr>
+            <w:tcW w:w="1924" w:type="dxa"/>
+            <w:vAlign w:val="center"/>
+          </w:tcPr>
+          <w:p>
+            <w:pPr>
+              <w:rPr>
                 <w:b/>
                 <w:bCs/>
                 <w:color w:val="000080"/>
@@ -5131,29 +3839,13 @@
         </w:tc>
         <w:tc>
           <w:tcPr>
-            <w:tcW w:w="2572" w:type="dxa"/>
-            <w:tcBorders>
-              <w:top w:val="single" w:sz="8" w:space="0" w:color="333333"/>
-              <w:left w:val="single" w:sz="4" w:space="0" w:color="333333"/>
-              <w:bottom w:val="single" w:sz="8" w:space="0" w:color="333333"/>
-              <w:right w:val="single" w:sz="4" w:space="0" w:color="333333"/>
-            </w:tcBorders>
-            <w:noWrap/>
-            <w:tcMar>
-              <w:top w:w="15" w:type="dxa"/>
-              <w:left w:w="15" w:type="dxa"/>
-              <w:bottom w:w="0" w:type="dxa"/>
-              <w:right w:w="15" w:type="dxa"/>
-            </w:tcMar>
-            <w:vAlign w:val="center"/>
-          </w:tcPr>
-          <w:p>
-            <w:pPr>
-              <w:jc w:val="center"/>
-              <w:rPr>
-                <w:rFonts w:eastAsia="Arial Unicode MS"/>
-                <w:b/>
-                <w:bCs/>
+            <w:tcW w:w="1473" w:type="dxa"/>
+            <w:vAlign w:val="center"/>
+          </w:tcPr>
+          <w:p>
+            <w:pPr>
+              <w:rPr>
+                <w:rFonts w:eastAsia="Arial Unicode MS"/>
                 <w:color w:val="000080"/>
                 <w:szCs w:val="18"/>
               </w:rPr>
@@ -5161,94 +3853,68 @@
             <w:r>
               <w:rPr>
                 <w:rFonts w:eastAsia="Arial Unicode MS"/>
-                <w:b/>
-                <w:bCs/>
                 <w:color w:val="000080"/>
                 <w:szCs w:val="18"/>
               </w:rPr>
-              <w:t>{#</w:t>
-            </w:r>
-            <w:proofErr w:type="gramStart"/>
-            <w:r>
-              <w:rPr>
-                <w:rFonts w:eastAsia="Arial Unicode MS"/>
-                <w:b/>
-                <w:bCs/>
-                <w:color w:val="000080"/>
-                <w:szCs w:val="18"/>
-              </w:rPr>
-              <w:t>arrowRides}{</w:t>
-            </w:r>
-            <w:proofErr w:type="gramEnd"/>
-            <w:r>
-              <w:rPr>
-                <w:rFonts w:eastAsia="Arial Unicode MS"/>
-                <w:b/>
-                <w:bCs/>
-                <w:color w:val="000080"/>
-                <w:szCs w:val="18"/>
-              </w:rPr>
-              <w:t>distance}</w:t>
-            </w:r>
-          </w:p>
-        </w:tc>
-        <w:tc>
-          <w:tcPr>
-            <w:tcW w:w="1551" w:type="dxa"/>
-            <w:tcBorders>
-              <w:top w:val="single" w:sz="8" w:space="0" w:color="333333"/>
-              <w:left w:val="single" w:sz="4" w:space="0" w:color="333333"/>
-              <w:bottom w:val="single" w:sz="8" w:space="0" w:color="333333"/>
-              <w:right w:val="single" w:sz="4" w:space="0" w:color="333333"/>
-            </w:tcBorders>
-            <w:noWrap/>
-            <w:tcMar>
-              <w:top w:w="15" w:type="dxa"/>
-              <w:left w:w="15" w:type="dxa"/>
-              <w:bottom w:w="0" w:type="dxa"/>
-              <w:right w:w="15" w:type="dxa"/>
-            </w:tcMar>
-            <w:vAlign w:val="center"/>
-          </w:tcPr>
-          <w:p>
-            <w:pPr>
-              <w:rPr>
-                <w:rFonts w:eastAsia="Arial Unicode MS"/>
-                <w:b/>
-                <w:bCs/>
-                <w:color w:val="000080"/>
-                <w:sz w:val="20"/>
-              </w:rPr>
-            </w:pPr>
-            <w:r>
-              <w:rPr>
-                <w:rFonts w:eastAsia="Arial Unicode MS"/>
-                <w:b/>
-                <w:bCs/>
-                <w:color w:val="000080"/>
-                <w:sz w:val="20"/>
+              <w:t>{#arrowRides}{distance}</w:t>
+            </w:r>
+          </w:p>
+        </w:tc>
+        <w:tc>
+          <w:tcPr>
+            <w:tcW w:w="1418" w:type="dxa"/>
+            <w:vAlign w:val="center"/>
+          </w:tcPr>
+          <w:p>
+            <w:pPr>
+              <w:rPr>
+                <w:rFonts w:eastAsia="Arial Unicode MS"/>
+                <w:color w:val="000080"/>
+                <w:sz w:val="20"/>
+              </w:rPr>
+            </w:pPr>
+            <w:r>
+              <w:rPr>
+                <w:rFonts w:eastAsia="Arial Unicode MS"/>
+                <w:color w:val="000080"/>
+                <w:sz w:val="20"/>
+              </w:rPr>
+              <w:t>{date}</w:t>
+            </w:r>
+          </w:p>
+        </w:tc>
+        <w:tc>
+          <w:tcPr>
+            <w:tcW w:w="3969" w:type="dxa"/>
+            <w:vAlign w:val="center"/>
+          </w:tcPr>
+          <w:p>
+            <w:pPr>
+              <w:rPr>
+                <w:rFonts w:eastAsia="Arial Unicode MS"/>
+                <w:color w:val="000080"/>
+              </w:rPr>
+            </w:pPr>
+            <w:r>
+              <w:rPr>
+                <w:rFonts w:eastAsia="Arial Unicode MS"/>
+                <w:color w:val="000080"/>
               </w:rPr>
               <w:t>{</w:t>
             </w:r>
-            <w:proofErr w:type="gramStart"/>
-            <w:r>
-              <w:rPr>
-                <w:rFonts w:eastAsia="Arial Unicode MS"/>
-                <w:b/>
-                <w:bCs/>
-                <w:color w:val="000080"/>
-                <w:sz w:val="20"/>
-              </w:rPr>
-              <w:t>date</w:t>
-            </w:r>
-            <w:proofErr w:type="gramEnd"/>
-            <w:r>
-              <w:rPr>
-                <w:rFonts w:eastAsia="Arial Unicode MS"/>
-                <w:b/>
-                <w:bCs/>
-                <w:color w:val="000080"/>
-                <w:sz w:val="20"/>
+            <w:proofErr w:type="spellStart"/>
+            <w:r>
+              <w:rPr>
+                <w:rFonts w:eastAsia="Arial Unicode MS"/>
+                <w:color w:val="000080"/>
+              </w:rPr>
+              <w:t>name</w:t>
+            </w:r>
+            <w:proofErr w:type="spellEnd"/>
+            <w:r>
+              <w:rPr>
+                <w:rFonts w:eastAsia="Arial Unicode MS"/>
+                <w:color w:val="000080"/>
               </w:rPr>
               <w:t>}</w:t>
             </w:r>
@@ -5256,161 +3922,38 @@
         </w:tc>
         <w:tc>
           <w:tcPr>
-            <w:tcW w:w="2667" w:type="dxa"/>
-            <w:tcBorders>
-              <w:top w:val="single" w:sz="8" w:space="0" w:color="333333"/>
-              <w:left w:val="single" w:sz="4" w:space="0" w:color="333333"/>
-              <w:bottom w:val="single" w:sz="8" w:space="0" w:color="333333"/>
-              <w:right w:val="single" w:sz="4" w:space="0" w:color="333333"/>
-            </w:tcBorders>
-            <w:noWrap/>
-            <w:tcMar>
-              <w:top w:w="15" w:type="dxa"/>
-              <w:left w:w="15" w:type="dxa"/>
-              <w:bottom w:w="0" w:type="dxa"/>
-              <w:right w:w="15" w:type="dxa"/>
-            </w:tcMar>
-            <w:vAlign w:val="center"/>
-          </w:tcPr>
-          <w:p>
-            <w:pPr>
-              <w:rPr>
-                <w:rFonts w:eastAsia="Arial Unicode MS"/>
-                <w:b/>
-                <w:bCs/>
-                <w:color w:val="000080"/>
-              </w:rPr>
-            </w:pPr>
-            <w:r>
-              <w:rPr>
-                <w:rFonts w:eastAsia="Arial Unicode MS"/>
-                <w:b/>
-                <w:bCs/>
-                <w:color w:val="000080"/>
-              </w:rPr>
-              <w:t>{</w:t>
+            <w:tcW w:w="1984" w:type="dxa"/>
+            <w:vAlign w:val="center"/>
+          </w:tcPr>
+          <w:p>
+            <w:pPr>
+              <w:rPr>
+                <w:rFonts w:eastAsia="Arial Unicode MS"/>
+                <w:color w:val="000080"/>
+                <w:sz w:val="20"/>
+              </w:rPr>
+            </w:pPr>
+            <w:r>
+              <w:rPr>
+                <w:rFonts w:eastAsia="Arial Unicode MS"/>
+                <w:color w:val="000080"/>
+                <w:sz w:val="20"/>
+              </w:rPr>
+              <w:t>{cert}/{/</w:t>
             </w:r>
             <w:proofErr w:type="spellStart"/>
-            <w:proofErr w:type="gramStart"/>
-            <w:r>
-              <w:rPr>
-                <w:rFonts w:eastAsia="Arial Unicode MS"/>
-                <w:b/>
-                <w:bCs/>
-                <w:color w:val="000080"/>
-              </w:rPr>
-              <w:t>name</w:t>
+            <w:r>
+              <w:rPr>
+                <w:rFonts w:eastAsia="Arial Unicode MS"/>
+                <w:color w:val="000080"/>
+                <w:sz w:val="20"/>
+              </w:rPr>
+              <w:t>arrowRides</w:t>
             </w:r>
             <w:proofErr w:type="spellEnd"/>
-            <w:proofErr w:type="gramEnd"/>
-            <w:r>
-              <w:rPr>
-                <w:rFonts w:eastAsia="Arial Unicode MS"/>
-                <w:b/>
-                <w:bCs/>
-                <w:color w:val="000080"/>
-              </w:rPr>
-              <w:t>}</w:t>
-            </w:r>
-          </w:p>
-        </w:tc>
-        <w:tc>
-          <w:tcPr>
-            <w:tcW w:w="3347" w:type="dxa"/>
-            <w:tcBorders>
-              <w:top w:val="single" w:sz="8" w:space="0" w:color="333333"/>
-              <w:left w:val="single" w:sz="4" w:space="0" w:color="333333"/>
-              <w:bottom w:val="single" w:sz="8" w:space="0" w:color="333333"/>
-              <w:right w:val="single" w:sz="8" w:space="0" w:color="333333"/>
-            </w:tcBorders>
-            <w:noWrap/>
-            <w:tcMar>
-              <w:top w:w="15" w:type="dxa"/>
-              <w:left w:w="15" w:type="dxa"/>
-              <w:bottom w:w="0" w:type="dxa"/>
-              <w:right w:w="15" w:type="dxa"/>
-            </w:tcMar>
-            <w:vAlign w:val="center"/>
-          </w:tcPr>
-          <w:p>
-            <w:pPr>
-              <w:rPr>
-                <w:rFonts w:eastAsia="Arial Unicode MS"/>
-                <w:b/>
-                <w:bCs/>
-                <w:color w:val="000080"/>
-                <w:sz w:val="20"/>
-              </w:rPr>
-            </w:pPr>
-            <w:r>
-              <w:rPr>
-                <w:rFonts w:eastAsia="Arial Unicode MS"/>
-                <w:b/>
-                <w:bCs/>
-                <w:color w:val="000080"/>
-                <w:sz w:val="20"/>
-              </w:rPr>
-              <w:t>{</w:t>
-            </w:r>
-            <w:proofErr w:type="gramStart"/>
-            <w:r>
-              <w:rPr>
-                <w:rFonts w:eastAsia="Arial Unicode MS"/>
-                <w:b/>
-                <w:bCs/>
-                <w:color w:val="000080"/>
-                <w:sz w:val="20"/>
-              </w:rPr>
-              <w:t>cert</w:t>
-            </w:r>
-            <w:proofErr w:type="gramEnd"/>
-            <w:r>
-              <w:rPr>
-                <w:rFonts w:eastAsia="Arial Unicode MS"/>
-                <w:b/>
-                <w:bCs/>
-                <w:color w:val="000080"/>
-                <w:sz w:val="20"/>
-              </w:rPr>
-              <w:t>}/{/</w:t>
-            </w:r>
-            <w:proofErr w:type="spellStart"/>
-            <w:r>
-              <w:rPr>
-                <w:rFonts w:eastAsia="Arial Unicode MS"/>
-                <w:b/>
-                <w:bCs/>
-                <w:color w:val="000080"/>
-                <w:sz w:val="20"/>
-              </w:rPr>
-              <w:t>arro</w:t>
-            </w:r>
-            <w:r>
-              <w:rPr>
-                <w:rFonts w:eastAsia="Arial Unicode MS"/>
-                <w:b/>
-                <w:bCs/>
-                <w:color w:val="000080"/>
-                <w:sz w:val="20"/>
-              </w:rPr>
-              <w:t>w</w:t>
-            </w:r>
-            <w:r>
-              <w:rPr>
-                <w:rFonts w:eastAsia="Arial Unicode MS"/>
-                <w:b/>
-                <w:bCs/>
-                <w:color w:val="000080"/>
-                <w:sz w:val="20"/>
-              </w:rPr>
-              <w:t>Rides</w:t>
-            </w:r>
-            <w:proofErr w:type="spellEnd"/>
-            <w:r>
-              <w:rPr>
-                <w:rFonts w:eastAsia="Arial Unicode MS"/>
-                <w:b/>
-                <w:bCs/>
+            <w:r>
+              <w:rPr>
+                <w:rFonts w:eastAsia="Arial Unicode MS"/>
                 <w:color w:val="000080"/>
                 <w:sz w:val="20"/>
               </w:rPr>
@@ -5531,6 +4074,50 @@
     <w:lsdException w:name="Subtitle" w:qFormat="1"/>
     <w:lsdException w:name="Strong" w:qFormat="1"/>
     <w:lsdException w:name="Emphasis" w:qFormat="1"/>
+    <w:lsdException w:name="Normal Table" w:semiHidden="1" w:unhideWhenUsed="1"/>
+    <w:lsdException w:name="Table Simple 1" w:semiHidden="1" w:unhideWhenUsed="1"/>
+    <w:lsdException w:name="Table Simple 2" w:semiHidden="1" w:unhideWhenUsed="1"/>
+    <w:lsdException w:name="Table Simple 3" w:semiHidden="1" w:unhideWhenUsed="1"/>
+    <w:lsdException w:name="Table Classic 1" w:semiHidden="1" w:unhideWhenUsed="1"/>
+    <w:lsdException w:name="Table Classic 2" w:semiHidden="1" w:unhideWhenUsed="1"/>
+    <w:lsdException w:name="Table Classic 3" w:semiHidden="1" w:unhideWhenUsed="1"/>
+    <w:lsdException w:name="Table Classic 4" w:semiHidden="1" w:unhideWhenUsed="1"/>
+    <w:lsdException w:name="Table Colorful 1" w:semiHidden="1" w:unhideWhenUsed="1"/>
+    <w:lsdException w:name="Table Colorful 2" w:semiHidden="1" w:unhideWhenUsed="1"/>
+    <w:lsdException w:name="Table Colorful 3" w:semiHidden="1" w:unhideWhenUsed="1"/>
+    <w:lsdException w:name="Table Columns 1" w:semiHidden="1" w:unhideWhenUsed="1"/>
+    <w:lsdException w:name="Table Columns 2" w:semiHidden="1" w:unhideWhenUsed="1"/>
+    <w:lsdException w:name="Table Columns 3" w:semiHidden="1" w:unhideWhenUsed="1"/>
+    <w:lsdException w:name="Table Columns 4" w:semiHidden="1" w:unhideWhenUsed="1"/>
+    <w:lsdException w:name="Table Columns 5" w:semiHidden="1" w:unhideWhenUsed="1"/>
+    <w:lsdException w:name="Table Grid 1" w:semiHidden="1" w:unhideWhenUsed="1"/>
+    <w:lsdException w:name="Table Grid 2" w:semiHidden="1" w:unhideWhenUsed="1"/>
+    <w:lsdException w:name="Table Grid 3" w:semiHidden="1" w:unhideWhenUsed="1"/>
+    <w:lsdException w:name="Table Grid 4" w:semiHidden="1" w:unhideWhenUsed="1"/>
+    <w:lsdException w:name="Table Grid 5" w:semiHidden="1" w:unhideWhenUsed="1"/>
+    <w:lsdException w:name="Table Grid 6" w:semiHidden="1" w:unhideWhenUsed="1"/>
+    <w:lsdException w:name="Table Grid 7" w:semiHidden="1" w:unhideWhenUsed="1"/>
+    <w:lsdException w:name="Table Grid 8" w:semiHidden="1" w:unhideWhenUsed="1"/>
+    <w:lsdException w:name="Table List 1" w:semiHidden="1" w:unhideWhenUsed="1"/>
+    <w:lsdException w:name="Table List 2" w:semiHidden="1" w:unhideWhenUsed="1"/>
+    <w:lsdException w:name="Table List 3" w:semiHidden="1" w:unhideWhenUsed="1"/>
+    <w:lsdException w:name="Table List 4" w:semiHidden="1" w:unhideWhenUsed="1"/>
+    <w:lsdException w:name="Table List 5" w:semiHidden="1" w:unhideWhenUsed="1"/>
+    <w:lsdException w:name="Table List 6" w:semiHidden="1" w:unhideWhenUsed="1"/>
+    <w:lsdException w:name="Table List 7" w:semiHidden="1" w:unhideWhenUsed="1"/>
+    <w:lsdException w:name="Table List 8" w:semiHidden="1" w:unhideWhenUsed="1"/>
+    <w:lsdException w:name="Table 3D effects 1" w:semiHidden="1" w:unhideWhenUsed="1"/>
+    <w:lsdException w:name="Table 3D effects 2" w:semiHidden="1" w:unhideWhenUsed="1"/>
+    <w:lsdException w:name="Table 3D effects 3" w:semiHidden="1" w:unhideWhenUsed="1"/>
+    <w:lsdException w:name="Table Contemporary" w:semiHidden="1" w:unhideWhenUsed="1"/>
+    <w:lsdException w:name="Table Elegant" w:semiHidden="1" w:unhideWhenUsed="1"/>
+    <w:lsdException w:name="Table Professional" w:semiHidden="1" w:unhideWhenUsed="1"/>
+    <w:lsdException w:name="Table Subtle 1" w:semiHidden="1" w:unhideWhenUsed="1"/>
+    <w:lsdException w:name="Table Subtle 2" w:semiHidden="1" w:unhideWhenUsed="1"/>
+    <w:lsdException w:name="Table Web 1" w:semiHidden="1" w:unhideWhenUsed="1"/>
+    <w:lsdException w:name="Table Web 2" w:semiHidden="1" w:unhideWhenUsed="1"/>
+    <w:lsdException w:name="Table Web 3" w:semiHidden="1" w:unhideWhenUsed="1"/>
+    <w:lsdException w:name="Table Theme" w:semiHidden="1" w:unhideWhenUsed="1"/>
     <w:lsdException w:name="Placeholder Text" w:semiHidden="1" w:uiPriority="99"/>
     <w:lsdException w:name="No Spacing" w:uiPriority="1" w:qFormat="1"/>
     <w:lsdException w:name="Light Shading" w:uiPriority="60"/>
@@ -5863,11 +4450,15 @@
   </w:style>
   <w:style w:type="character" w:default="1" w:styleId="DefaultParagraphFont">
     <w:name w:val="Default Paragraph Font"/>
+    <w:uiPriority w:val="1"/>
     <w:semiHidden/>
+    <w:unhideWhenUsed/>
   </w:style>
   <w:style w:type="table" w:default="1" w:styleId="TableNormal">
     <w:name w:val="Normal Table"/>
+    <w:uiPriority w:val="99"/>
     <w:semiHidden/>
+    <w:unhideWhenUsed/>
     <w:tblPr>
       <w:tblInd w:w="0" w:type="dxa"/>
       <w:tblCellMar>
@@ -5880,7 +4471,9 @@
   </w:style>
   <w:style w:type="numbering" w:default="1" w:styleId="NoList">
     <w:name w:val="No List"/>
+    <w:uiPriority w:val="99"/>
     <w:semiHidden/>
+    <w:unhideWhenUsed/>
   </w:style>
   <w:style w:type="paragraph" w:styleId="BodyText">
     <w:name w:val="Body Text"/>
@@ -5892,6 +4485,21 @@
       <w:spacing w:val="100"/>
       <w:sz w:val="22"/>
     </w:rPr>
+  </w:style>
+  <w:style w:type="table" w:styleId="TableGrid">
+    <w:name w:val="Table Grid"/>
+    <w:basedOn w:val="TableNormal"/>
+    <w:rsid w:val="00D023A4"/>
+    <w:tblPr>
+      <w:tblBorders>
+        <w:top w:val="single" w:sz="4" w:space="0" w:color="auto"/>
+        <w:left w:val="single" w:sz="4" w:space="0" w:color="auto"/>
+        <w:bottom w:val="single" w:sz="4" w:space="0" w:color="auto"/>
+        <w:right w:val="single" w:sz="4" w:space="0" w:color="auto"/>
+        <w:insideH w:val="single" w:sz="4" w:space="0" w:color="auto"/>
+        <w:insideV w:val="single" w:sz="4" w:space="0" w:color="auto"/>
+      </w:tblBorders>
+    </w:tblPr>
   </w:style>
 </w:styles>
 </file>
